--- a/06-学生侧材料/讲义/2026-06-23-热力学基础.docx
+++ b/06-学生侧材料/讲义/2026-06-23-热力学基础.docx
@@ -2,7 +2,7 @@
 <file path=word/document.xml><?xml version="1.0" encoding="utf-8"?>
 <w:document xmlns:w="http://schemas.openxmlformats.org/wordprocessingml/2006/main" xmlns:m="http://schemas.openxmlformats.org/officeDocument/2006/math" xmlns:r="http://schemas.openxmlformats.org/officeDocument/2006/relationships" xmlns:o="urn:schemas-microsoft-com:office:office" xmlns:v="urn:schemas-microsoft-com:vml" xmlns:w10="urn:schemas-microsoft-com:office:word" xmlns:a="http://schemas.openxmlformats.org/drawingml/2006/main" xmlns:pic="http://schemas.openxmlformats.org/drawingml/2006/picture" xmlns:wp="http://schemas.openxmlformats.org/drawingml/2006/wordprocessingDrawing">
   <w:body>
-    <w:bookmarkStart w:id="53" w:name="热能篇化学热力学基础"/>
+    <w:bookmarkStart w:id="62" w:name="热能篇化学热力学基础"/>
     <w:p>
       <w:pPr>
         <w:pStyle w:val="Heading1"/>
@@ -293,6 +293,12 @@
       <m:oMathPara>
         <m:oMathParaPr>
           <m:jc m:val="center"/>
+          <m:ctrlPr>
+            <w:rPr>
+              <w:sz w:val="28"/>
+              <w:szCs w:val="28"/>
+            </w:rPr>
+          </m:ctrlPr>
         </m:oMathParaPr>
         <m:oMath>
           <m:sSub>
@@ -596,7 +602,7 @@
           <w:p>
             <w:pPr>
               <w:pStyle w:val="Compact"/>
-              <w:jc w:val="left"/>
+              <w:jc w:val="center"/>
             </w:pPr>
             <w:r>
               <w:rPr>
@@ -612,7 +618,7 @@
           <w:p>
             <w:pPr>
               <w:pStyle w:val="Compact"/>
-              <w:jc w:val="left"/>
+              <w:jc w:val="center"/>
             </w:pPr>
             <w:r>
               <w:rPr>
@@ -628,7 +634,7 @@
           <w:p>
             <w:pPr>
               <w:pStyle w:val="Compact"/>
-              <w:jc w:val="left"/>
+              <w:jc w:val="center"/>
             </w:pPr>
             <w:r>
               <w:rPr>
@@ -646,7 +652,7 @@
           <w:p>
             <w:pPr>
               <w:pStyle w:val="Compact"/>
-              <w:jc w:val="left"/>
+              <w:jc w:val="center"/>
             </w:pPr>
             <w:r>
               <w:rPr>
@@ -667,7 +673,7 @@
           <w:p>
             <w:pPr>
               <w:pStyle w:val="Compact"/>
-              <w:jc w:val="left"/>
+              <w:jc w:val="center"/>
             </w:pPr>
             <w:r>
               <w:rPr>
@@ -694,7 +700,7 @@
           <w:p>
             <w:pPr>
               <w:pStyle w:val="Compact"/>
-              <w:jc w:val="left"/>
+              <w:jc w:val="center"/>
             </w:pPr>
             <w:r>
               <w:rPr>
@@ -747,7 +753,7 @@
           <w:p>
             <w:pPr>
               <w:pStyle w:val="Compact"/>
-              <w:jc w:val="left"/>
+              <w:jc w:val="center"/>
             </w:pPr>
             <w:r>
               <w:rPr>
@@ -768,7 +774,7 @@
           <w:p>
             <w:pPr>
               <w:pStyle w:val="Compact"/>
-              <w:jc w:val="left"/>
+              <w:jc w:val="center"/>
             </w:pPr>
             <w:r>
               <w:rPr>
@@ -801,7 +807,7 @@
           <w:p>
             <w:pPr>
               <w:pStyle w:val="Compact"/>
-              <w:jc w:val="left"/>
+              <w:jc w:val="center"/>
             </w:pPr>
             <w:r>
               <w:rPr>
@@ -830,7 +836,7 @@
           <w:p>
             <w:pPr>
               <w:pStyle w:val="Compact"/>
-              <w:jc w:val="left"/>
+              <w:jc w:val="center"/>
             </w:pPr>
             <w:r>
               <w:rPr>
@@ -851,7 +857,7 @@
           <w:p>
             <w:pPr>
               <w:pStyle w:val="Compact"/>
-              <w:jc w:val="left"/>
+              <w:jc w:val="center"/>
             </w:pPr>
             <w:r>
               <w:rPr>
@@ -866,7 +872,7 @@
           <w:p>
             <w:pPr>
               <w:pStyle w:val="Compact"/>
-              <w:jc w:val="left"/>
+              <w:jc w:val="center"/>
             </w:pPr>
             <w:r>
               <w:rPr>
@@ -924,7 +930,7 @@
           <w:p>
             <w:pPr>
               <w:pStyle w:val="Compact"/>
-              <w:jc w:val="left"/>
+              <w:jc w:val="center"/>
             </w:pPr>
             <w:r>
               <w:rPr>
@@ -945,7 +951,7 @@
           <w:p>
             <w:pPr>
               <w:pStyle w:val="Compact"/>
-              <w:jc w:val="left"/>
+              <w:jc w:val="center"/>
             </w:pPr>
             <w:r>
               <w:rPr>
@@ -972,7 +978,7 @@
           <w:p>
             <w:pPr>
               <w:pStyle w:val="Compact"/>
-              <w:jc w:val="left"/>
+              <w:jc w:val="center"/>
             </w:pPr>
             <w:r>
               <w:rPr>
@@ -989,12 +995,6 @@
         <w:pStyle w:val="BlockText"/>
       </w:pPr>
       <w:r>
-        <w:t xml:space="preserve">⚠️</w:t>
-      </w:r>
-      <w:r>
-        <w:t xml:space="preserve"> </w:t>
-      </w:r>
-      <w:r>
         <w:rPr>
           <w:rFonts w:hint="eastAsia" w:eastAsia="SimSun" w:ascii="Times New Roman" w:hAnsi="Times New Roman"/>
           <w:b/>
@@ -1048,6 +1048,12 @@
       <m:oMathPara>
         <m:oMathParaPr>
           <m:jc m:val="center"/>
+          <m:ctrlPr>
+            <w:rPr>
+              <w:sz w:val="28"/>
+              <w:szCs w:val="28"/>
+            </w:rPr>
+          </m:ctrlPr>
         </m:oMathParaPr>
         <m:oMath>
           <m:sSub>
@@ -1395,6 +1401,12 @@
       <m:oMathPara>
         <m:oMathParaPr>
           <m:jc m:val="center"/>
+          <m:ctrlPr>
+            <w:rPr>
+              <w:sz w:val="28"/>
+              <w:szCs w:val="28"/>
+            </w:rPr>
+          </m:ctrlPr>
         </m:oMathParaPr>
         <m:oMath>
           <m:sSub>
@@ -1674,6 +1686,14 @@
         <w:t xml:space="preserve"> </w:t>
       </w:r>
       <m:oMath>
+        <m:oMathPr>
+          <m:ctrlPr>
+            <w:rPr>
+              <w:sz w:val="28"/>
+              <w:szCs w:val="28"/>
+            </w:rPr>
+          </m:ctrlPr>
+        </m:oMathPr>
         <m:r>
           <m:rPr>
             <m:sty m:val="p"/>
@@ -1989,6 +2009,12 @@
       <m:oMathPara>
         <m:oMathParaPr>
           <m:jc m:val="center"/>
+          <m:ctrlPr>
+            <w:rPr>
+              <w:sz w:val="28"/>
+              <w:szCs w:val="28"/>
+            </w:rPr>
+          </m:ctrlPr>
         </m:oMathParaPr>
         <m:oMath>
           <m:sSub>
@@ -2210,6 +2236,12 @@
       <m:oMathPara>
         <m:oMathParaPr>
           <m:jc m:val="center"/>
+          <m:ctrlPr>
+            <w:rPr>
+              <w:sz w:val="28"/>
+              <w:szCs w:val="28"/>
+            </w:rPr>
+          </m:ctrlPr>
         </m:oMathParaPr>
         <m:oMath>
           <m:sSub>
@@ -2396,12 +2428,6 @@
         <w:pStyle w:val="BlockText"/>
       </w:pPr>
       <w:r>
-        <w:t xml:space="preserve">💡</w:t>
-      </w:r>
-      <w:r>
-        <w:t xml:space="preserve"> </w:t>
-      </w:r>
-      <w:r>
         <w:rPr>
           <w:rFonts w:hint="eastAsia" w:eastAsia="SimSun" w:ascii="Times New Roman" w:hAnsi="Times New Roman"/>
           <w:b/>
@@ -2512,6 +2538,14 @@
         <w:t xml:space="preserve"> </w:t>
       </w:r>
       <m:oMath>
+        <m:oMathPr>
+          <m:ctrlPr>
+            <w:rPr>
+              <w:sz w:val="28"/>
+              <w:szCs w:val="28"/>
+            </w:rPr>
+          </m:ctrlPr>
+        </m:oMathPr>
         <m:sSub>
           <m:e>
             <m:r>
@@ -2572,6 +2606,12 @@
       <m:oMathPara>
         <m:oMathParaPr>
           <m:jc m:val="center"/>
+          <m:ctrlPr>
+            <w:rPr>
+              <w:sz w:val="28"/>
+              <w:szCs w:val="28"/>
+            </w:rPr>
+          </m:ctrlPr>
         </m:oMathParaPr>
         <m:oMath>
           <m:sSup>
@@ -3015,7 +3055,7 @@
           <w:p>
             <w:pPr>
               <w:pStyle w:val="Compact"/>
-              <w:jc w:val="left"/>
+              <w:jc w:val="center"/>
             </w:pPr>
             <w:r>
               <w:rPr>
@@ -3031,7 +3071,7 @@
           <w:p>
             <w:pPr>
               <w:pStyle w:val="Compact"/>
-              <w:jc w:val="left"/>
+              <w:jc w:val="center"/>
             </w:pPr>
             <w:r>
               <w:rPr>
@@ -3047,7 +3087,7 @@
           <w:p>
             <w:pPr>
               <w:pStyle w:val="Compact"/>
-              <w:jc w:val="left"/>
+              <w:jc w:val="center"/>
             </w:pPr>
             <w:r>
               <w:rPr>
@@ -3065,7 +3105,7 @@
           <w:p>
             <w:pPr>
               <w:pStyle w:val="Compact"/>
-              <w:jc w:val="left"/>
+              <w:jc w:val="center"/>
             </w:pPr>
             <w:r>
               <w:rPr>
@@ -3082,7 +3122,7 @@
           <w:p>
             <w:pPr>
               <w:pStyle w:val="Compact"/>
-              <w:jc w:val="left"/>
+              <w:jc w:val="center"/>
             </w:pPr>
             <w:r>
               <w:rPr>
@@ -3097,7 +3137,7 @@
           <w:p>
             <w:pPr>
               <w:pStyle w:val="Compact"/>
-              <w:jc w:val="left"/>
+              <w:jc w:val="center"/>
             </w:pPr>
             <w:r>
               <w:rPr>
@@ -3114,7 +3154,7 @@
           <w:p>
             <w:pPr>
               <w:pStyle w:val="Compact"/>
-              <w:jc w:val="left"/>
+              <w:jc w:val="center"/>
             </w:pPr>
             <w:r>
               <w:rPr>
@@ -3131,7 +3171,7 @@
           <w:p>
             <w:pPr>
               <w:pStyle w:val="Compact"/>
-              <w:jc w:val="left"/>
+              <w:jc w:val="center"/>
             </w:pPr>
             <w:r>
               <w:rPr>
@@ -3146,7 +3186,7 @@
           <w:p>
             <w:pPr>
               <w:pStyle w:val="Compact"/>
-              <w:jc w:val="left"/>
+              <w:jc w:val="center"/>
             </w:pPr>
             <w:r>
               <w:rPr>
@@ -3238,7 +3278,7 @@
           <w:p>
             <w:pPr>
               <w:pStyle w:val="Compact"/>
-              <w:jc w:val="left"/>
+              <w:jc w:val="center"/>
             </w:pPr>
             <w:r>
               <w:rPr>
@@ -3303,7 +3343,7 @@
           <w:p>
             <w:pPr>
               <w:pStyle w:val="Compact"/>
-              <w:jc w:val="left"/>
+              <w:jc w:val="center"/>
             </w:pPr>
             <w:r>
               <w:rPr>
@@ -3367,7 +3407,7 @@
           <w:p>
             <w:pPr>
               <w:pStyle w:val="Compact"/>
-              <w:jc w:val="left"/>
+              <w:jc w:val="center"/>
             </w:pPr>
             <w:r>
               <w:rPr>
@@ -3431,7 +3471,7 @@
           <w:p>
             <w:pPr>
               <w:pStyle w:val="Compact"/>
-              <w:jc w:val="left"/>
+              <w:jc w:val="center"/>
             </w:pPr>
             <w:r>
               <w:rPr>
@@ -3667,7 +3707,7 @@
           <w:p>
             <w:pPr>
               <w:pStyle w:val="Compact"/>
-              <w:jc w:val="left"/>
+              <w:jc w:val="center"/>
             </w:pPr>
             <w:r>
               <w:rPr>
@@ -3723,7 +3763,7 @@
           <w:p>
             <w:pPr>
               <w:pStyle w:val="Compact"/>
-              <w:jc w:val="left"/>
+              <w:jc w:val="center"/>
             </w:pPr>
             <w:r>
               <w:rPr>
@@ -3778,7 +3818,7 @@
           <w:p>
             <w:pPr>
               <w:pStyle w:val="Compact"/>
-              <w:jc w:val="left"/>
+              <w:jc w:val="center"/>
             </w:pPr>
             <w:r>
               <w:rPr>
@@ -3833,7 +3873,7 @@
           <w:p>
             <w:pPr>
               <w:pStyle w:val="Compact"/>
-              <w:jc w:val="left"/>
+              <w:jc w:val="center"/>
             </w:pPr>
             <w:r>
               <w:rPr>
@@ -3882,7 +3922,7 @@
           <w:p>
             <w:pPr>
               <w:pStyle w:val="Compact"/>
-              <w:jc w:val="left"/>
+              <w:jc w:val="center"/>
             </w:pPr>
             <w:r>
               <w:rPr>
@@ -3930,7 +3970,7 @@
           <w:p>
             <w:pPr>
               <w:pStyle w:val="Compact"/>
-              <w:jc w:val="left"/>
+              <w:jc w:val="center"/>
             </w:pPr>
             <w:r>
               <w:rPr>
@@ -3962,7 +4002,7 @@
           <w:p>
             <w:pPr>
               <w:pStyle w:val="Compact"/>
-              <w:jc w:val="left"/>
+              <w:jc w:val="center"/>
             </w:pPr>
             <w:r>
               <w:rPr>
@@ -3980,7 +4020,7 @@
           <w:p>
             <w:pPr>
               <w:pStyle w:val="Compact"/>
-              <w:jc w:val="left"/>
+              <w:jc w:val="center"/>
             </w:pPr>
             <w:r>
               <w:rPr>
@@ -4020,7 +4060,7 @@
           <w:p>
             <w:pPr>
               <w:pStyle w:val="Compact"/>
-              <w:jc w:val="left"/>
+              <w:jc w:val="center"/>
             </w:pPr>
             <w:r>
               <w:rPr>
@@ -4055,7 +4095,7 @@
           <w:p>
             <w:pPr>
               <w:pStyle w:val="Compact"/>
-              <w:jc w:val="left"/>
+              <w:jc w:val="center"/>
             </w:pPr>
             <w:r>
               <w:rPr>
@@ -4095,7 +4135,7 @@
           <w:p>
             <w:pPr>
               <w:pStyle w:val="Compact"/>
-              <w:jc w:val="left"/>
+              <w:jc w:val="center"/>
             </w:pPr>
             <w:r>
               <w:rPr>
@@ -4157,6 +4197,12 @@
       <m:oMathPara>
         <m:oMathParaPr>
           <m:jc m:val="center"/>
+          <m:ctrlPr>
+            <w:rPr>
+              <w:sz w:val="28"/>
+              <w:szCs w:val="28"/>
+            </w:rPr>
+          </m:ctrlPr>
         </m:oMathParaPr>
         <m:oMath>
           <m:r>
@@ -4240,7 +4286,7 @@
     </w:p>
     <w:bookmarkEnd w:id="21"/>
     <w:bookmarkEnd w:id="22"/>
-    <w:bookmarkStart w:id="26" w:name="三热力学第一定律与焓"/>
+    <w:bookmarkStart w:id="32" w:name="三热力学第一定律与焓"/>
     <w:p>
       <w:pPr>
         <w:pStyle w:val="Heading2"/>
@@ -4375,6 +4421,12 @@
       <m:oMathPara>
         <m:oMathParaPr>
           <m:jc m:val="center"/>
+          <m:ctrlPr>
+            <w:rPr>
+              <w:sz w:val="28"/>
+              <w:szCs w:val="28"/>
+            </w:rPr>
+          </m:ctrlPr>
         </m:oMathParaPr>
         <m:oMath>
           <m:r>
@@ -4437,7 +4489,7 @@
       </w:r>
     </w:p>
     <w:bookmarkEnd w:id="24"/>
-    <w:bookmarkStart w:id="25" w:name="焓-h"/>
+    <w:bookmarkStart w:id="31" w:name="焓-h"/>
     <w:p>
       <w:pPr>
         <w:pStyle w:val="Heading3"/>
@@ -4481,6 +4533,12 @@
       <m:oMathPara>
         <m:oMathParaPr>
           <m:jc m:val="center"/>
+          <m:ctrlPr>
+            <w:rPr>
+              <w:sz w:val="28"/>
+              <w:szCs w:val="28"/>
+            </w:rPr>
+          </m:ctrlPr>
         </m:oMathParaPr>
         <m:oMath>
           <m:r>
@@ -4528,6 +4586,12 @@
       <m:oMathPara>
         <m:oMathParaPr>
           <m:jc m:val="center"/>
+          <m:ctrlPr>
+            <w:rPr>
+              <w:sz w:val="28"/>
+              <w:szCs w:val="28"/>
+            </w:rPr>
+          </m:ctrlPr>
         </m:oMathParaPr>
         <m:oMath>
           <m:r>
@@ -4607,12 +4671,6 @@
         <w:pStyle w:val="BlockText"/>
       </w:pPr>
       <w:r>
-        <w:t xml:space="preserve">💡</w:t>
-      </w:r>
-      <w:r>
-        <w:t xml:space="preserve"> </w:t>
-      </w:r>
-      <w:r>
         <w:rPr>
           <w:b/>
           <w:bCs/>
@@ -4702,6 +4760,14 @@
         <w:t xml:space="preserve">恒压过程：</w:t>
       </w:r>
       <m:oMath>
+        <m:oMathPr>
+          <m:ctrlPr>
+            <w:rPr>
+              <w:sz w:val="28"/>
+              <w:szCs w:val="28"/>
+            </w:rPr>
+          </m:ctrlPr>
+        </m:oMathPr>
         <m:r>
           <m:rPr>
             <m:sty m:val="p"/>
@@ -4837,6 +4903,14 @@
         <w:t xml:space="preserve">对气相反应且有气体分子数变化时，</w:t>
       </w:r>
       <m:oMath>
+        <m:oMathPr>
+          <m:ctrlPr>
+            <w:rPr>
+              <w:sz w:val="28"/>
+              <w:szCs w:val="28"/>
+            </w:rPr>
+          </m:ctrlPr>
+        </m:oMathPr>
         <m:r>
           <m:rPr>
             <m:sty m:val="p"/>
@@ -4885,15 +4959,327 @@
       </m:oMath>
     </w:p>
     <w:p>
+      <w:pPr>
+        <w:pStyle w:val="FirstParagraph"/>
+        <w:jc w:val="center"/>
+      </w:pPr>
+      <w:r>
+        <w:rPr>
+          <w:b w:val="0"/>
+          <w:i w:val="0"/>
+          <w:sz w:val="21"/>
+        </w:rPr>
+        <w:drawing>
+          <wp:inline>
+            <wp:extent cx="4914900" cy="3228975"/>
+            <wp:effectExtent b="0" l="0" r="0" t="0"/>
+            <wp:docPr descr="放热反应焓变图" title="" id="26" name="Picture"/>
+            <a:graphic>
+              <a:graphicData uri="http://schemas.openxmlformats.org/drawingml/2006/picture">
+                <pic:pic>
+                  <pic:nvPicPr>
+                    <pic:cNvPr descr="media/enthalpy-profile-exothermic.svg" id="27" name="Picture"/>
+                    <pic:cNvPicPr>
+                      <a:picLocks noChangeArrowheads="1" noChangeAspect="1"/>
+                    </pic:cNvPicPr>
+                  </pic:nvPicPr>
+                  <pic:blipFill>
+                    <a:blip>
+                      <a:extLst>
+                        <a:ext uri="{28A0092B-C50C-407E-A947-70E740481C1C}">
+                          <a14:useLocalDpi xmlns:a14="http://schemas.microsoft.com/office/drawing/2010/main" val="0"/>
+                        </a:ext>
+                        <a:ext uri="{96DAC541-7B7A-43D3-8B79-37D633B846F1}">
+                          <asvg:svgBlip xmlns:asvg="http://schemas.microsoft.com/office/drawing/2016/SVG/main" r:embed="rId25"/>
+                        </a:ext>
+                      </a:extLst>
+                    </a:blip>
+                    <a:stretch>
+                      <a:fillRect/>
+                    </a:stretch>
+                  </pic:blipFill>
+                  <pic:spPr bwMode="auto">
+                    <a:xfrm>
+                      <a:off x="0" y="0"/>
+                      <a:ext cx="4914900" cy="3228975"/>
+                    </a:xfrm>
+                    <a:prstGeom prst="rect">
+                      <a:avLst/>
+                    </a:prstGeom>
+                    <a:noFill/>
+                    <a:ln w="9525">
+                      <a:noFill/>
+                      <a:headEnd/>
+                      <a:tailEnd/>
+                    </a:ln>
+                  </pic:spPr>
+                </pic:pic>
+              </a:graphicData>
+            </a:graphic>
+          </wp:inline>
+        </w:drawing>
+      </w:r>
+      <w:r>
+        <w:rPr>
+          <w:b w:val="0"/>
+          <w:i w:val="0"/>
+          <w:sz w:val="21"/>
+        </w:rPr>
+        <w:t xml:space="preserve"> </w:t>
+      </w:r>
+      <w:r>
+        <w:rPr>
+          <w:rFonts w:hint="eastAsia" w:eastAsia="FangSong" w:ascii="Times New Roman" w:hAnsi="Times New Roman"/>
+          <w:b w:val="0"/>
+          <w:i w:val="0"/>
+          <w:iCs/>
+          <w:sz w:val="21"/>
+        </w:rPr>
+        <w:t xml:space="preserve">图</w:t>
+      </w:r>
+      <w:r>
+        <w:rPr>
+          <w:b w:val="0"/>
+          <w:i w:val="0"/>
+          <w:iCs/>
+          <w:sz w:val="21"/>
+        </w:rPr>
+        <w:t xml:space="preserve"> </w:t>
+      </w:r>
+      <w:r>
+        <w:rPr>
+          <w:rFonts w:hint="eastAsia" w:eastAsia="FangSong" w:ascii="Times New Roman" w:hAnsi="Times New Roman"/>
+          <w:b w:val="0"/>
+          <w:i w:val="0"/>
+          <w:iCs/>
+          <w:sz w:val="21"/>
+        </w:rPr>
+        <w:t xml:space="preserve">放热反应的焓变图——生成物的总焓低于反应物，ΔH</w:t>
+      </w:r>
+      <w:r>
+        <w:rPr>
+          <w:b w:val="0"/>
+          <w:i w:val="0"/>
+          <w:iCs/>
+          <w:sz w:val="21"/>
+        </w:rPr>
+        <w:t xml:space="preserve"> &lt; </w:t>
+      </w:r>
+      <w:r>
+        <w:rPr>
+          <w:rFonts w:hint="eastAsia" w:eastAsia="FangSong" w:ascii="Times New Roman" w:hAnsi="Times New Roman"/>
+          <w:b w:val="0"/>
+          <w:i w:val="0"/>
+          <w:iCs/>
+          <w:sz w:val="21"/>
+        </w:rPr>
+        <w:t xml:space="preserve">0。图中标注了反应物、生成物和反应的</w:t>
+      </w:r>
+      <w:r>
+        <w:rPr>
+          <w:b w:val="0"/>
+          <w:i w:val="0"/>
+          <w:iCs/>
+          <w:sz w:val="21"/>
+        </w:rPr>
+        <w:t xml:space="preserve"> </w:t>
+      </w:r>
+      <w:r>
+        <w:rPr>
+          <w:rFonts w:hint="eastAsia" w:eastAsia="FangSong" w:ascii="Times New Roman" w:hAnsi="Times New Roman"/>
+          <w:b w:val="0"/>
+          <w:i w:val="0"/>
+          <w:iCs/>
+          <w:sz w:val="21"/>
+        </w:rPr>
+        <w:t xml:space="preserve">ΔH，箭头方向从反应物指向生成物，向下表示焓降低（Weller《无机化学》第6版</w:t>
+      </w:r>
+      <w:r>
+        <w:rPr>
+          <w:b w:val="0"/>
+          <w:i w:val="0"/>
+          <w:iCs/>
+          <w:sz w:val="21"/>
+        </w:rPr>
+        <w:t xml:space="preserve"> </w:t>
+      </w:r>
+      <w:r>
+        <w:rPr>
+          <w:rFonts w:hint="eastAsia" w:eastAsia="FangSong" w:ascii="Times New Roman" w:hAnsi="Times New Roman"/>
+          <w:b w:val="0"/>
+          <w:i w:val="0"/>
+          <w:iCs/>
+          <w:sz w:val="21"/>
+        </w:rPr>
+        <w:t xml:space="preserve">图2.x）</w:t>
+      </w:r>
+    </w:p>
+    <w:p>
+      <w:pPr>
+        <w:pStyle w:val="BodyText"/>
+        <w:jc w:val="center"/>
+      </w:pPr>
+      <w:r>
+        <w:rPr>
+          <w:b w:val="0"/>
+          <w:i w:val="0"/>
+          <w:sz w:val="21"/>
+        </w:rPr>
+        <w:drawing>
+          <wp:inline>
+            <wp:extent cx="4914900" cy="3228975"/>
+            <wp:effectExtent b="0" l="0" r="0" t="0"/>
+            <wp:docPr descr="吸热反应焓变图" title="" id="29" name="Picture"/>
+            <a:graphic>
+              <a:graphicData uri="http://schemas.openxmlformats.org/drawingml/2006/picture">
+                <pic:pic>
+                  <pic:nvPicPr>
+                    <pic:cNvPr descr="media/enthalpy-profile-endothermic.svg" id="30" name="Picture"/>
+                    <pic:cNvPicPr>
+                      <a:picLocks noChangeArrowheads="1" noChangeAspect="1"/>
+                    </pic:cNvPicPr>
+                  </pic:nvPicPr>
+                  <pic:blipFill>
+                    <a:blip>
+                      <a:extLst>
+                        <a:ext uri="{28A0092B-C50C-407E-A947-70E740481C1C}">
+                          <a14:useLocalDpi xmlns:a14="http://schemas.microsoft.com/office/drawing/2010/main" val="0"/>
+                        </a:ext>
+                        <a:ext uri="{96DAC541-7B7A-43D3-8B79-37D633B846F1}">
+                          <asvg:svgBlip xmlns:asvg="http://schemas.microsoft.com/office/drawing/2016/SVG/main" r:embed="rId28"/>
+                        </a:ext>
+                      </a:extLst>
+                    </a:blip>
+                    <a:stretch>
+                      <a:fillRect/>
+                    </a:stretch>
+                  </pic:blipFill>
+                  <pic:spPr bwMode="auto">
+                    <a:xfrm>
+                      <a:off x="0" y="0"/>
+                      <a:ext cx="4914900" cy="3228975"/>
+                    </a:xfrm>
+                    <a:prstGeom prst="rect">
+                      <a:avLst/>
+                    </a:prstGeom>
+                    <a:noFill/>
+                    <a:ln w="9525">
+                      <a:noFill/>
+                      <a:headEnd/>
+                      <a:tailEnd/>
+                    </a:ln>
+                  </pic:spPr>
+                </pic:pic>
+              </a:graphicData>
+            </a:graphic>
+          </wp:inline>
+        </w:drawing>
+      </w:r>
+      <w:r>
+        <w:rPr>
+          <w:b w:val="0"/>
+          <w:i w:val="0"/>
+          <w:sz w:val="21"/>
+        </w:rPr>
+        <w:t xml:space="preserve"> </w:t>
+      </w:r>
+      <w:r>
+        <w:rPr>
+          <w:rFonts w:hint="eastAsia" w:eastAsia="FangSong" w:ascii="Times New Roman" w:hAnsi="Times New Roman"/>
+          <w:b w:val="0"/>
+          <w:i w:val="0"/>
+          <w:iCs/>
+          <w:sz w:val="21"/>
+        </w:rPr>
+        <w:t xml:space="preserve">图</w:t>
+      </w:r>
+      <w:r>
+        <w:rPr>
+          <w:b w:val="0"/>
+          <w:i w:val="0"/>
+          <w:iCs/>
+          <w:sz w:val="21"/>
+        </w:rPr>
+        <w:t xml:space="preserve"> </w:t>
+      </w:r>
+      <w:r>
+        <w:rPr>
+          <w:rFonts w:hint="eastAsia" w:eastAsia="FangSong" w:ascii="Times New Roman" w:hAnsi="Times New Roman"/>
+          <w:b w:val="0"/>
+          <w:i w:val="0"/>
+          <w:iCs/>
+          <w:sz w:val="21"/>
+        </w:rPr>
+        <w:t xml:space="preserve">吸热反应的焓变图——生成物的总焓高于反应物，ΔH</w:t>
+      </w:r>
+      <w:r>
+        <w:rPr>
+          <w:b w:val="0"/>
+          <w:i w:val="0"/>
+          <w:iCs/>
+          <w:sz w:val="21"/>
+        </w:rPr>
+        <w:t xml:space="preserve"> &gt; </w:t>
+      </w:r>
+      <w:r>
+        <w:rPr>
+          <w:rFonts w:hint="eastAsia" w:eastAsia="FangSong" w:ascii="Times New Roman" w:hAnsi="Times New Roman"/>
+          <w:b w:val="0"/>
+          <w:i w:val="0"/>
+          <w:iCs/>
+          <w:sz w:val="21"/>
+        </w:rPr>
+        <w:t xml:space="preserve">0。焓变箭头向上，表示体系从环境吸收热量。焓变图的纵坐标为</w:t>
+      </w:r>
+      <w:r>
+        <w:rPr>
+          <w:b w:val="0"/>
+          <w:i w:val="0"/>
+          <w:iCs/>
+          <w:sz w:val="21"/>
+        </w:rPr>
+        <w:t xml:space="preserve"> </w:t>
+      </w:r>
+      <w:r>
+        <w:rPr>
+          <w:rFonts w:hint="eastAsia" w:eastAsia="FangSong" w:ascii="Times New Roman" w:hAnsi="Times New Roman"/>
+          <w:b w:val="0"/>
+          <w:i w:val="0"/>
+          <w:iCs/>
+          <w:sz w:val="21"/>
+        </w:rPr>
+        <w:t xml:space="preserve">H（焓），横坐标为反应进程（Weller《无机化学》第6版</w:t>
+      </w:r>
+      <w:r>
+        <w:rPr>
+          <w:b w:val="0"/>
+          <w:i w:val="0"/>
+          <w:iCs/>
+          <w:sz w:val="21"/>
+        </w:rPr>
+        <w:t xml:space="preserve"> </w:t>
+      </w:r>
+      <w:r>
+        <w:rPr>
+          <w:rFonts w:hint="eastAsia" w:eastAsia="FangSong" w:ascii="Times New Roman" w:hAnsi="Times New Roman"/>
+          <w:b w:val="0"/>
+          <w:i w:val="0"/>
+          <w:iCs/>
+          <w:sz w:val="21"/>
+        </w:rPr>
+        <w:t xml:space="preserve">图2.x）</w:t>
+      </w:r>
+    </w:p>
+    <w:p>
       <w:r>
         <w:pict>
           <v:rect style="width:0;height:1.5pt" o:hralign="center" o:hrstd="t" o:hr="t"/>
         </w:pict>
       </w:r>
     </w:p>
-    <w:bookmarkEnd w:id="25"/>
-    <w:bookmarkEnd w:id="26"/>
-    <w:bookmarkStart w:id="30" w:name="四熵与热力学第二定律"/>
+    <w:bookmarkEnd w:id="31"/>
+    <w:bookmarkEnd w:id="32"/>
+    <w:bookmarkStart w:id="36" w:name="四熵与热力学第二定律"/>
     <w:p>
       <w:pPr>
         <w:pStyle w:val="Heading2"/>
@@ -4905,7 +5291,7 @@
         <w:t xml:space="preserve">四、熵与热力学第二定律</w:t>
       </w:r>
     </w:p>
-    <w:bookmarkStart w:id="27" w:name="熵-s"/>
+    <w:bookmarkStart w:id="33" w:name="熵-s"/>
     <w:p>
       <w:pPr>
         <w:pStyle w:val="Heading3"/>
@@ -5026,8 +5412,8 @@
         <w:t xml:space="preserve">体积增大（气体）：熵增大</w:t>
       </w:r>
     </w:p>
-    <w:bookmarkEnd w:id="27"/>
-    <w:bookmarkStart w:id="28" w:name="热力学第三定律"/>
+    <w:bookmarkEnd w:id="33"/>
+    <w:bookmarkStart w:id="34" w:name="热力学第三定律"/>
     <w:p>
       <w:pPr>
         <w:pStyle w:val="Heading3"/>
@@ -5133,6 +5519,12 @@
       <m:oMathPara>
         <m:oMathParaPr>
           <m:jc m:val="center"/>
+          <m:ctrlPr>
+            <w:rPr>
+              <w:sz w:val="28"/>
+              <w:szCs w:val="28"/>
+            </w:rPr>
+          </m:ctrlPr>
         </m:oMathParaPr>
         <m:oMath>
           <m:sSub>
@@ -5289,12 +5681,6 @@
         <w:pStyle w:val="BlockText"/>
       </w:pPr>
       <w:r>
-        <w:t xml:space="preserve">⚠️</w:t>
-      </w:r>
-      <w:r>
-        <w:t xml:space="preserve"> </w:t>
-      </w:r>
-      <w:r>
         <w:rPr>
           <w:rFonts w:hint="eastAsia" w:eastAsia="SimSun" w:ascii="Times New Roman" w:hAnsi="Times New Roman"/>
           <w:b/>
@@ -5332,8 +5718,8 @@
         <w:t xml:space="preserve">以上就有热运动），需要查表。</w:t>
       </w:r>
     </w:p>
-    <w:bookmarkEnd w:id="28"/>
-    <w:bookmarkStart w:id="29" w:name="熵变与自发性"/>
+    <w:bookmarkEnd w:id="34"/>
+    <w:bookmarkStart w:id="35" w:name="熵变与自发性"/>
     <w:p>
       <w:pPr>
         <w:pStyle w:val="Heading3"/>
@@ -5380,6 +5766,12 @@
       <m:oMathPara>
         <m:oMathParaPr>
           <m:jc m:val="center"/>
+          <m:ctrlPr>
+            <w:rPr>
+              <w:sz w:val="28"/>
+              <w:szCs w:val="28"/>
+            </w:rPr>
+          </m:ctrlPr>
         </m:oMathParaPr>
         <m:oMath>
           <m:r>
@@ -5474,9 +5866,9 @@
         </w:pict>
       </w:r>
     </w:p>
-    <w:bookmarkEnd w:id="29"/>
-    <w:bookmarkEnd w:id="30"/>
-    <w:bookmarkStart w:id="35" w:name="五gibbs自由能与反应方向"/>
+    <w:bookmarkEnd w:id="35"/>
+    <w:bookmarkEnd w:id="36"/>
+    <w:bookmarkStart w:id="44" w:name="五gibbs自由能与反应方向"/>
     <w:p>
       <w:pPr>
         <w:pStyle w:val="Heading2"/>
@@ -5488,7 +5880,7 @@
         <w:t xml:space="preserve">五、Gibbs自由能与反应方向</w:t>
       </w:r>
     </w:p>
-    <w:bookmarkStart w:id="31" w:name="gibbs自由能-g"/>
+    <w:bookmarkStart w:id="37" w:name="gibbs自由能-g"/>
     <w:p>
       <w:pPr>
         <w:pStyle w:val="Heading3"/>
@@ -5532,6 +5924,12 @@
       <m:oMathPara>
         <m:oMathParaPr>
           <m:jc m:val="center"/>
+          <m:ctrlPr>
+            <w:rPr>
+              <w:sz w:val="28"/>
+              <w:szCs w:val="28"/>
+            </w:rPr>
+          </m:ctrlPr>
         </m:oMathParaPr>
         <m:oMath>
           <m:r>
@@ -5610,7 +6008,7 @@
           <w:p>
             <w:pPr>
               <w:pStyle w:val="Compact"/>
-              <w:jc w:val="left"/>
+              <w:jc w:val="center"/>
             </w:pPr>
             <w:r>
               <w:rPr>
@@ -5657,7 +6055,7 @@
           <w:p>
             <w:pPr>
               <w:pStyle w:val="Compact"/>
-              <w:jc w:val="left"/>
+              <w:jc w:val="center"/>
             </w:pPr>
             <w:r>
               <w:rPr>
@@ -5703,7 +6101,7 @@
           <w:p>
             <w:pPr>
               <w:pStyle w:val="Compact"/>
-              <w:jc w:val="left"/>
+              <w:jc w:val="center"/>
             </w:pPr>
             <w:r>
               <w:rPr>
@@ -5749,7 +6147,7 @@
           <w:p>
             <w:pPr>
               <w:pStyle w:val="Compact"/>
-              <w:jc w:val="left"/>
+              <w:jc w:val="center"/>
             </w:pPr>
             <w:r>
               <w:rPr>
@@ -5796,6 +6194,12 @@
       <m:oMathPara>
         <m:oMathParaPr>
           <m:jc m:val="center"/>
+          <m:ctrlPr>
+            <w:rPr>
+              <w:sz w:val="28"/>
+              <w:szCs w:val="28"/>
+            </w:rPr>
+          </m:ctrlPr>
         </m:oMathParaPr>
         <m:oMath>
           <m:r>
@@ -5843,8 +6247,8 @@
         </m:oMath>
       </m:oMathPara>
     </w:p>
-    <w:bookmarkEnd w:id="31"/>
-    <w:bookmarkStart w:id="32" w:name="四类反应的自发性"/>
+    <w:bookmarkEnd w:id="37"/>
+    <w:bookmarkStart w:id="41" w:name="四类反应的自发性"/>
     <w:p>
       <w:pPr>
         <w:pStyle w:val="Heading3"/>
@@ -5963,7 +6367,7 @@
           <w:p>
             <w:pPr>
               <w:pStyle w:val="Compact"/>
-              <w:jc w:val="left"/>
+              <w:jc w:val="center"/>
             </w:pPr>
             <w:r>
               <w:rPr>
@@ -6074,7 +6478,7 @@
           <w:p>
             <w:pPr>
               <w:pStyle w:val="Compact"/>
-              <w:jc w:val="left"/>
+              <w:jc w:val="center"/>
             </w:pPr>
             <w:r>
               <w:rPr>
@@ -6184,7 +6588,7 @@
           <w:p>
             <w:pPr>
               <w:pStyle w:val="Compact"/>
-              <w:jc w:val="left"/>
+              <w:jc w:val="center"/>
             </w:pPr>
             <w:r>
               <w:rPr>
@@ -6294,7 +6698,7 @@
           <w:p>
             <w:pPr>
               <w:pStyle w:val="Compact"/>
-              <w:jc w:val="left"/>
+              <w:jc w:val="center"/>
             </w:pPr>
             <w:r>
               <w:rPr>
@@ -6404,7 +6808,7 @@
           <w:p>
             <w:pPr>
               <w:pStyle w:val="Compact"/>
-              <w:jc w:val="left"/>
+              <w:jc w:val="center"/>
             </w:pPr>
             <w:r>
               <w:rPr>
@@ -6456,6 +6860,14 @@
         <w:t xml:space="preserve"> </w:t>
       </w:r>
       <m:oMath>
+        <m:oMathPr>
+          <m:ctrlPr>
+            <w:rPr>
+              <w:sz w:val="28"/>
+              <w:szCs w:val="28"/>
+            </w:rPr>
+          </m:ctrlPr>
+        </m:oMathPr>
         <m:sSub>
           <m:e>
             <m:r>
@@ -6513,8 +6925,250 @@
         <w:t xml:space="preserve"> ΔG = 0。</w:t>
       </w:r>
     </w:p>
-    <w:bookmarkEnd w:id="32"/>
-    <w:bookmarkStart w:id="33" w:name="δg-与化学平衡"/>
+    <w:p>
+      <w:pPr>
+        <w:pStyle w:val="BodyText"/>
+        <w:jc w:val="center"/>
+      </w:pPr>
+      <w:r>
+        <w:rPr>
+          <w:b w:val="0"/>
+          <w:i w:val="0"/>
+          <w:sz w:val="21"/>
+        </w:rPr>
+        <w:drawing>
+          <wp:inline>
+            <wp:extent cx="4000117" cy="1804334"/>
+            <wp:effectExtent b="0" l="0" r="0" t="0"/>
+            <wp:docPr descr="Gibbs 自由能变化示意图" title="" id="39" name="Picture"/>
+            <a:graphic>
+              <a:graphicData uri="http://schemas.openxmlformats.org/drawingml/2006/picture">
+                <pic:pic>
+                  <pic:nvPicPr>
+                    <pic:cNvPr descr="media/gibbs-free-energy-changes.png" id="40" name="Picture"/>
+                    <pic:cNvPicPr>
+                      <a:picLocks noChangeArrowheads="1" noChangeAspect="1"/>
+                    </pic:cNvPicPr>
+                  </pic:nvPicPr>
+                  <pic:blipFill>
+                    <a:blip r:embed="rId38"/>
+                    <a:stretch>
+                      <a:fillRect/>
+                    </a:stretch>
+                  </pic:blipFill>
+                  <pic:spPr bwMode="auto">
+                    <a:xfrm>
+                      <a:off x="0" y="0"/>
+                      <a:ext cx="4000117" cy="1804334"/>
+                    </a:xfrm>
+                    <a:prstGeom prst="rect">
+                      <a:avLst/>
+                    </a:prstGeom>
+                    <a:noFill/>
+                    <a:ln w="9525">
+                      <a:noFill/>
+                      <a:headEnd/>
+                      <a:tailEnd/>
+                    </a:ln>
+                  </pic:spPr>
+                </pic:pic>
+              </a:graphicData>
+            </a:graphic>
+          </wp:inline>
+        </w:drawing>
+      </w:r>
+      <w:r>
+        <w:rPr>
+          <w:b w:val="0"/>
+          <w:i w:val="0"/>
+          <w:sz w:val="21"/>
+        </w:rPr>
+        <w:t xml:space="preserve"> </w:t>
+      </w:r>
+      <w:r>
+        <w:rPr>
+          <w:rFonts w:hint="eastAsia" w:eastAsia="FangSong" w:ascii="Times New Roman" w:hAnsi="Times New Roman"/>
+          <w:b w:val="0"/>
+          <w:i w:val="0"/>
+          <w:iCs/>
+          <w:sz w:val="21"/>
+        </w:rPr>
+        <w:t xml:space="preserve">图</w:t>
+      </w:r>
+      <w:r>
+        <w:rPr>
+          <w:b w:val="0"/>
+          <w:i w:val="0"/>
+          <w:iCs/>
+          <w:sz w:val="21"/>
+        </w:rPr>
+        <w:t xml:space="preserve"> Gibbs </w:t>
+      </w:r>
+      <w:r>
+        <w:rPr>
+          <w:rFonts w:hint="eastAsia" w:eastAsia="FangSong" w:ascii="Times New Roman" w:hAnsi="Times New Roman"/>
+          <w:b w:val="0"/>
+          <w:i w:val="0"/>
+          <w:iCs/>
+          <w:sz w:val="21"/>
+        </w:rPr>
+        <w:t xml:space="preserve">自由能变化示意图——展示了反应过程中</w:t>
+      </w:r>
+      <w:r>
+        <w:rPr>
+          <w:b w:val="0"/>
+          <w:i w:val="0"/>
+          <w:iCs/>
+          <w:sz w:val="21"/>
+        </w:rPr>
+        <w:t xml:space="preserve"> G </w:t>
+      </w:r>
+      <w:r>
+        <w:rPr>
+          <w:rFonts w:hint="eastAsia" w:eastAsia="FangSong" w:ascii="Times New Roman" w:hAnsi="Times New Roman"/>
+          <w:b w:val="0"/>
+          <w:i w:val="0"/>
+          <w:iCs/>
+          <w:sz w:val="21"/>
+        </w:rPr>
+        <w:t xml:space="preserve">随反应坐标的变化。ΔG</w:t>
+      </w:r>
+      <w:r>
+        <w:rPr>
+          <w:b w:val="0"/>
+          <w:i w:val="0"/>
+          <w:iCs/>
+          <w:sz w:val="21"/>
+        </w:rPr>
+        <w:t xml:space="preserve"> &lt; 0 </w:t>
+      </w:r>
+      <w:r>
+        <w:rPr>
+          <w:rFonts w:hint="eastAsia" w:eastAsia="FangSong" w:ascii="Times New Roman" w:hAnsi="Times New Roman"/>
+          <w:b w:val="0"/>
+          <w:i w:val="0"/>
+          <w:iCs/>
+          <w:sz w:val="21"/>
+        </w:rPr>
+        <w:t xml:space="preserve">时反应自发（产物端</w:t>
+      </w:r>
+      <w:r>
+        <w:rPr>
+          <w:b w:val="0"/>
+          <w:i w:val="0"/>
+          <w:iCs/>
+          <w:sz w:val="21"/>
+        </w:rPr>
+        <w:t xml:space="preserve"> G </w:t>
+      </w:r>
+      <w:r>
+        <w:rPr>
+          <w:rFonts w:hint="eastAsia" w:eastAsia="FangSong" w:ascii="Times New Roman" w:hAnsi="Times New Roman"/>
+          <w:b w:val="0"/>
+          <w:i w:val="0"/>
+          <w:iCs/>
+          <w:sz w:val="21"/>
+        </w:rPr>
+        <w:t xml:space="preserve">更低），ΔG</w:t>
+      </w:r>
+      <w:r>
+        <w:rPr>
+          <w:b w:val="0"/>
+          <w:i w:val="0"/>
+          <w:iCs/>
+          <w:sz w:val="21"/>
+        </w:rPr>
+        <w:t xml:space="preserve"> = 0 </w:t>
+      </w:r>
+      <w:r>
+        <w:rPr>
+          <w:rFonts w:hint="eastAsia" w:eastAsia="FangSong" w:ascii="Times New Roman" w:hAnsi="Times New Roman"/>
+          <w:b w:val="0"/>
+          <w:i w:val="0"/>
+          <w:iCs/>
+          <w:sz w:val="21"/>
+        </w:rPr>
+        <w:t xml:space="preserve">时平衡，ΔG</w:t>
+      </w:r>
+      <w:r>
+        <w:rPr>
+          <w:b w:val="0"/>
+          <w:i w:val="0"/>
+          <w:iCs/>
+          <w:sz w:val="21"/>
+        </w:rPr>
+        <w:t xml:space="preserve"> &gt; 0 </w:t>
+      </w:r>
+      <w:r>
+        <w:rPr>
+          <w:rFonts w:hint="eastAsia" w:eastAsia="FangSong" w:ascii="Times New Roman" w:hAnsi="Times New Roman"/>
+          <w:b w:val="0"/>
+          <w:i w:val="0"/>
+          <w:iCs/>
+          <w:sz w:val="21"/>
+        </w:rPr>
+        <w:t xml:space="preserve">时非自发，与</w:t>
+      </w:r>
+      <w:r>
+        <w:rPr>
+          <w:b w:val="0"/>
+          <w:i w:val="0"/>
+          <w:iCs/>
+          <w:sz w:val="21"/>
+        </w:rPr>
+        <w:t xml:space="preserve"> ΔH − TΔS </w:t>
+      </w:r>
+      <w:r>
+        <w:rPr>
+          <w:rFonts w:hint="eastAsia" w:eastAsia="FangSong" w:ascii="Times New Roman" w:hAnsi="Times New Roman"/>
+          <w:b w:val="0"/>
+          <w:i w:val="0"/>
+          <w:iCs/>
+          <w:sz w:val="21"/>
+        </w:rPr>
+        <w:t xml:space="preserve">判据等价。图中标注了过渡态（‡）的活化自由能</w:t>
+      </w:r>
+      <w:r>
+        <w:rPr>
+          <w:b w:val="0"/>
+          <w:i w:val="0"/>
+          <w:iCs/>
+          <w:sz w:val="21"/>
+        </w:rPr>
+        <w:t xml:space="preserve"> </w:t>
+      </w:r>
+      <w:r>
+        <w:rPr>
+          <w:rFonts w:hint="eastAsia" w:eastAsia="FangSong" w:ascii="Times New Roman" w:hAnsi="Times New Roman"/>
+          <w:b w:val="0"/>
+          <w:i w:val="0"/>
+          <w:iCs/>
+          <w:sz w:val="21"/>
+        </w:rPr>
+        <w:t xml:space="preserve">ΔG‡（Weller《无机化学》第6版</w:t>
+      </w:r>
+      <w:r>
+        <w:rPr>
+          <w:b w:val="0"/>
+          <w:i w:val="0"/>
+          <w:iCs/>
+          <w:sz w:val="21"/>
+        </w:rPr>
+        <w:t xml:space="preserve"> </w:t>
+      </w:r>
+      <w:r>
+        <w:rPr>
+          <w:rFonts w:hint="eastAsia" w:eastAsia="FangSong" w:ascii="Times New Roman" w:hAnsi="Times New Roman"/>
+          <w:b w:val="0"/>
+          <w:i w:val="0"/>
+          <w:iCs/>
+          <w:sz w:val="21"/>
+        </w:rPr>
+        <w:t xml:space="preserve">图2.x）</w:t>
+      </w:r>
+    </w:p>
+    <w:bookmarkEnd w:id="41"/>
+    <w:bookmarkStart w:id="42" w:name="δg-与化学平衡"/>
     <w:p>
       <w:pPr>
         <w:pStyle w:val="Heading3"/>
@@ -6547,6 +7201,12 @@
       <m:oMathPara>
         <m:oMathParaPr>
           <m:jc m:val="center"/>
+          <m:ctrlPr>
+            <w:rPr>
+              <w:sz w:val="28"/>
+              <w:szCs w:val="28"/>
+            </w:rPr>
+          </m:ctrlPr>
         </m:oMathParaPr>
         <m:oMath>
           <m:sSub>
@@ -6650,6 +7310,14 @@
         <w:t xml:space="preserve"> </w:t>
       </w:r>
       <m:oMath>
+        <m:oMathPr>
+          <m:ctrlPr>
+            <w:rPr>
+              <w:sz w:val="28"/>
+              <w:szCs w:val="28"/>
+            </w:rPr>
+          </m:ctrlPr>
+        </m:oMathPr>
         <m:sSub>
           <m:e>
             <m:r>
@@ -6747,6 +7415,14 @@
         <w:t xml:space="preserve"> </w:t>
       </w:r>
       <m:oMath>
+        <m:oMathPr>
+          <m:ctrlPr>
+            <w:rPr>
+              <w:sz w:val="28"/>
+              <w:szCs w:val="28"/>
+            </w:rPr>
+          </m:ctrlPr>
+        </m:oMathPr>
         <m:sSub>
           <m:e>
             <m:r>
@@ -6844,6 +7520,14 @@
         <w:t xml:space="preserve"> </w:t>
       </w:r>
       <m:oMath>
+        <m:oMathPr>
+          <m:ctrlPr>
+            <w:rPr>
+              <w:sz w:val="28"/>
+              <w:szCs w:val="28"/>
+            </w:rPr>
+          </m:ctrlPr>
+        </m:oMathPr>
         <m:sSub>
           <m:e>
             <m:r>
@@ -6980,6 +7664,12 @@
       <m:oMathPara>
         <m:oMathParaPr>
           <m:jc m:val="center"/>
+          <m:ctrlPr>
+            <w:rPr>
+              <w:sz w:val="28"/>
+              <w:szCs w:val="28"/>
+            </w:rPr>
+          </m:ctrlPr>
         </m:oMathParaPr>
         <m:oMath>
           <m:r>
@@ -7117,8 +7807,8 @@
         <w:t xml:space="preserve">，正向自发。</w:t>
       </w:r>
     </w:p>
-    <w:bookmarkEnd w:id="33"/>
-    <w:bookmarkStart w:id="34" w:name="δg-与标准电动势-e"/>
+    <w:bookmarkEnd w:id="42"/>
+    <w:bookmarkStart w:id="43" w:name="δg-与标准电动势-e"/>
     <w:p>
       <w:pPr>
         <w:pStyle w:val="Heading3"/>
@@ -7154,6 +7844,12 @@
       <m:oMathPara>
         <m:oMathParaPr>
           <m:jc m:val="center"/>
+          <m:ctrlPr>
+            <w:rPr>
+              <w:sz w:val="28"/>
+              <w:szCs w:val="28"/>
+            </w:rPr>
+          </m:ctrlPr>
         </m:oMathParaPr>
         <m:oMath>
           <m:sSub>
@@ -7285,9 +7981,9 @@
         </w:pict>
       </w:r>
     </w:p>
-    <w:bookmarkEnd w:id="34"/>
-    <w:bookmarkEnd w:id="35"/>
-    <w:bookmarkStart w:id="40" w:name="六典型例题"/>
+    <w:bookmarkEnd w:id="43"/>
+    <w:bookmarkEnd w:id="44"/>
+    <w:bookmarkStart w:id="49" w:name="六典型例题"/>
     <w:p>
       <w:pPr>
         <w:pStyle w:val="Heading2"/>
@@ -7299,7 +7995,7 @@
         <w:t xml:space="preserve">六、典型例题</w:t>
       </w:r>
     </w:p>
-    <w:bookmarkStart w:id="36" w:name="例1-盖斯定律的应用"/>
+    <w:bookmarkStart w:id="45" w:name="例1-盖斯定律的应用"/>
     <w:p>
       <w:pPr>
         <w:pStyle w:val="Heading3"/>
@@ -7367,6 +8063,12 @@
       <m:oMathPara>
         <m:oMathParaPr>
           <m:jc m:val="center"/>
+          <m:ctrlPr>
+            <w:rPr>
+              <w:sz w:val="28"/>
+              <w:szCs w:val="28"/>
+            </w:rPr>
+          </m:ctrlPr>
         </m:oMathParaPr>
         <m:oMath>
           <m:eqArr>
@@ -8234,6 +8936,14 @@
         <w:t xml:space="preserve"> </w:t>
       </w:r>
       <m:oMath>
+        <m:oMathPr>
+          <m:ctrlPr>
+            <w:rPr>
+              <w:sz w:val="28"/>
+              <w:szCs w:val="28"/>
+            </w:rPr>
+          </m:ctrlPr>
+        </m:oMathPr>
         <m:r>
           <m:rPr>
             <m:sty m:val="p"/>
@@ -8431,6 +9141,12 @@
       <m:oMathPara>
         <m:oMathParaPr>
           <m:jc m:val="center"/>
+          <m:ctrlPr>
+            <w:rPr>
+              <w:sz w:val="28"/>
+              <w:szCs w:val="28"/>
+            </w:rPr>
+          </m:ctrlPr>
         </m:oMathParaPr>
         <m:oMath>
           <m:sSub>
@@ -8647,6 +9363,14 @@
         <w:t xml:space="preserve">：</w:t>
       </w:r>
       <m:oMath>
+        <m:oMathPr>
+          <m:ctrlPr>
+            <w:rPr>
+              <w:sz w:val="28"/>
+              <w:szCs w:val="28"/>
+            </w:rPr>
+          </m:ctrlPr>
+        </m:oMathPr>
         <m:sSub>
           <m:e>
             <m:r>
@@ -8764,8 +9488,8 @@
         </w:pict>
       </w:r>
     </w:p>
-    <w:bookmarkEnd w:id="36"/>
-    <w:bookmarkStart w:id="37" w:name="例2-反应自发性判断"/>
+    <w:bookmarkEnd w:id="45"/>
+    <w:bookmarkStart w:id="46" w:name="例2-反应自发性判断"/>
     <w:p>
       <w:pPr>
         <w:pStyle w:val="Heading3"/>
@@ -8811,6 +9535,14 @@
         <w:t xml:space="preserve"> </w:t>
       </w:r>
       <m:oMath>
+        <m:oMathPr>
+          <m:ctrlPr>
+            <w:rPr>
+              <w:sz w:val="28"/>
+              <w:szCs w:val="28"/>
+            </w:rPr>
+          </m:ctrlPr>
+        </m:oMathPr>
         <m:r>
           <m:rPr>
             <m:sty m:val="p"/>
@@ -8879,6 +9611,14 @@
         <w:t xml:space="preserve"> </w:t>
       </w:r>
       <m:oMath>
+        <m:oMathPr>
+          <m:ctrlPr>
+            <w:rPr>
+              <w:sz w:val="28"/>
+              <w:szCs w:val="28"/>
+            </w:rPr>
+          </m:ctrlPr>
+        </m:oMathPr>
         <m:r>
           <m:rPr>
             <m:sty m:val="p"/>
@@ -9064,7 +9804,7 @@
           <w:p>
             <w:pPr>
               <w:pStyle w:val="Compact"/>
-              <w:jc w:val="left"/>
+              <w:jc w:val="center"/>
             </w:pPr>
             <w:r>
               <w:rPr>
@@ -9311,7 +10051,7 @@
           <w:p>
             <w:pPr>
               <w:pStyle w:val="Compact"/>
-              <w:jc w:val="left"/>
+              <w:jc w:val="center"/>
             </w:pPr>
             <w:r>
               <w:rPr>
@@ -9358,7 +10098,7 @@
           <w:p>
             <w:pPr>
               <w:pStyle w:val="Compact"/>
-              <w:jc w:val="left"/>
+              <w:jc w:val="center"/>
             </w:pPr>
             <w:r>
               <w:rPr>
@@ -9405,7 +10145,7 @@
           <w:p>
             <w:pPr>
               <w:pStyle w:val="Compact"/>
-              <w:jc w:val="left"/>
+              <w:jc w:val="center"/>
             </w:pPr>
             <w:r>
               <w:rPr>
@@ -9567,6 +10307,12 @@
       <m:oMathPara>
         <m:oMathParaPr>
           <m:jc m:val="center"/>
+          <m:ctrlPr>
+            <w:rPr>
+              <w:sz w:val="28"/>
+              <w:szCs w:val="28"/>
+            </w:rPr>
+          </m:ctrlPr>
         </m:oMathParaPr>
         <m:oMath>
           <m:sSub>
@@ -9774,6 +10520,12 @@
       <m:oMathPara>
         <m:oMathParaPr>
           <m:jc m:val="center"/>
+          <m:ctrlPr>
+            <w:rPr>
+              <w:sz w:val="28"/>
+              <w:szCs w:val="28"/>
+            </w:rPr>
+          </m:ctrlPr>
         </m:oMathParaPr>
         <m:oMath>
           <m:sSub>
@@ -10053,6 +10805,12 @@
       <m:oMathPara>
         <m:oMathParaPr>
           <m:jc m:val="center"/>
+          <m:ctrlPr>
+            <w:rPr>
+              <w:sz w:val="28"/>
+              <w:szCs w:val="28"/>
+            </w:rPr>
+          </m:ctrlPr>
         </m:oMathParaPr>
         <m:oMath>
           <m:sSub>
@@ -10268,6 +11026,12 @@
       <m:oMathPara>
         <m:oMathParaPr>
           <m:jc m:val="center"/>
+          <m:ctrlPr>
+            <w:rPr>
+              <w:sz w:val="28"/>
+              <w:szCs w:val="28"/>
+            </w:rPr>
+          </m:ctrlPr>
         </m:oMathParaPr>
         <m:oMath>
           <m:sSub>
@@ -10489,8 +11253,8 @@
         </w:pict>
       </w:r>
     </w:p>
-    <w:bookmarkEnd w:id="37"/>
-    <w:bookmarkStart w:id="38" w:name="例3-δg-与-k-的关系"/>
+    <w:bookmarkEnd w:id="46"/>
+    <w:bookmarkStart w:id="47" w:name="例3-δg-与-k-的关系"/>
     <w:p>
       <w:pPr>
         <w:pStyle w:val="Heading3"/>
@@ -10554,6 +11318,14 @@
         <w:t xml:space="preserve"> </w:t>
       </w:r>
       <m:oMath>
+        <m:oMathPr>
+          <m:ctrlPr>
+            <w:rPr>
+              <w:sz w:val="28"/>
+              <w:szCs w:val="28"/>
+            </w:rPr>
+          </m:ctrlPr>
+        </m:oMathPr>
         <m:sSub>
           <m:e>
             <m:r>
@@ -10676,6 +11448,14 @@
         <w:t xml:space="preserve"> </w:t>
       </w:r>
       <m:oMath>
+        <m:oMathPr>
+          <m:ctrlPr>
+            <w:rPr>
+              <w:sz w:val="28"/>
+              <w:szCs w:val="28"/>
+            </w:rPr>
+          </m:ctrlPr>
+        </m:oMathPr>
         <m:sSub>
           <m:e>
             <m:r>
@@ -10811,6 +11591,14 @@
         <w:t xml:space="preserve"> </w:t>
       </w:r>
       <m:oMath>
+        <m:oMathPr>
+          <m:ctrlPr>
+            <w:rPr>
+              <w:sz w:val="28"/>
+              <w:szCs w:val="28"/>
+            </w:rPr>
+          </m:ctrlPr>
+        </m:oMathPr>
         <m:sSub>
           <m:e>
             <m:r>
@@ -10911,6 +11699,12 @@
       <m:oMathPara>
         <m:oMathParaPr>
           <m:jc m:val="center"/>
+          <m:ctrlPr>
+            <w:rPr>
+              <w:sz w:val="28"/>
+              <w:szCs w:val="28"/>
+            </w:rPr>
+          </m:ctrlPr>
         </m:oMathParaPr>
         <m:oMath>
           <m:sSub>
@@ -11121,6 +11915,12 @@
       <m:oMathPara>
         <m:oMathParaPr>
           <m:jc m:val="center"/>
+          <m:ctrlPr>
+            <w:rPr>
+              <w:sz w:val="28"/>
+              <w:szCs w:val="28"/>
+            </w:rPr>
+          </m:ctrlPr>
         </m:oMathParaPr>
         <m:oMath>
           <m:r>
@@ -11223,6 +12023,12 @@
       <m:oMathPara>
         <m:oMathParaPr>
           <m:jc m:val="center"/>
+          <m:ctrlPr>
+            <w:rPr>
+              <w:sz w:val="28"/>
+              <w:szCs w:val="28"/>
+            </w:rPr>
+          </m:ctrlPr>
         </m:oMathParaPr>
         <m:oMath>
           <m:sSup>
@@ -11295,6 +12101,14 @@
         <w:t xml:space="preserve">：</w:t>
       </w:r>
       <m:oMath>
+        <m:oMathPr>
+          <m:ctrlPr>
+            <w:rPr>
+              <w:sz w:val="28"/>
+              <w:szCs w:val="28"/>
+            </w:rPr>
+          </m:ctrlPr>
+        </m:oMathPr>
         <m:sSup>
           <m:e>
             <m:r>
@@ -11402,8 +12216,8 @@
         </w:pict>
       </w:r>
     </w:p>
-    <w:bookmarkEnd w:id="38"/>
-    <w:bookmarkStart w:id="39" w:name="例4-焓变计算综合生成焓法-vs-键焓法"/>
+    <w:bookmarkEnd w:id="47"/>
+    <w:bookmarkStart w:id="48" w:name="例4-焓变计算综合生成焓法-vs-键焓法"/>
     <w:p>
       <w:pPr>
         <w:pStyle w:val="Heading3"/>
@@ -11455,6 +12269,14 @@
         <w:t xml:space="preserve"> </w:t>
       </w:r>
       <m:oMath>
+        <m:oMathPr>
+          <m:ctrlPr>
+            <w:rPr>
+              <w:sz w:val="28"/>
+              <w:szCs w:val="28"/>
+            </w:rPr>
+          </m:ctrlPr>
+        </m:oMathPr>
         <m:r>
           <m:rPr>
             <m:sty m:val="p"/>
@@ -11723,6 +12545,12 @@
       <m:oMathPara>
         <m:oMathParaPr>
           <m:jc m:val="center"/>
+          <m:ctrlPr>
+            <w:rPr>
+              <w:sz w:val="28"/>
+              <w:szCs w:val="28"/>
+            </w:rPr>
+          </m:ctrlPr>
         </m:oMathParaPr>
         <m:oMath>
           <m:sSub>
@@ -12032,6 +12860,12 @@
       <m:oMathPara>
         <m:oMathParaPr>
           <m:jc m:val="center"/>
+          <m:ctrlPr>
+            <w:rPr>
+              <w:sz w:val="28"/>
+              <w:szCs w:val="28"/>
+            </w:rPr>
+          </m:ctrlPr>
         </m:oMathParaPr>
         <m:oMath>
           <m:sSub>
@@ -12264,6 +13098,14 @@
         <w:t xml:space="preserve">键焓：</w:t>
       </w:r>
       <m:oMath>
+        <m:oMathPr>
+          <m:ctrlPr>
+            <w:rPr>
+              <w:sz w:val="28"/>
+              <w:szCs w:val="28"/>
+            </w:rPr>
+          </m:ctrlPr>
+        </m:oMathPr>
         <m:sSub>
           <m:e>
             <m:r>
@@ -12542,6 +13384,14 @@
         <w:t xml:space="preserve"> </w:t>
       </w:r>
       <m:oMath>
+        <m:oMathPr>
+          <m:ctrlPr>
+            <w:rPr>
+              <w:sz w:val="28"/>
+              <w:szCs w:val="28"/>
+            </w:rPr>
+          </m:ctrlPr>
+        </m:oMathPr>
         <m:sSub>
           <m:e>
             <m:r>
@@ -12887,6 +13737,12 @@
       <m:oMathPara>
         <m:oMathParaPr>
           <m:jc m:val="center"/>
+          <m:ctrlPr>
+            <w:rPr>
+              <w:sz w:val="28"/>
+              <w:szCs w:val="28"/>
+            </w:rPr>
+          </m:ctrlPr>
         </m:oMathParaPr>
         <m:oMath>
           <m:sSub>
@@ -13174,6 +14030,12 @@
       <m:oMathPara>
         <m:oMathParaPr>
           <m:jc m:val="center"/>
+          <m:ctrlPr>
+            <w:rPr>
+              <w:sz w:val="28"/>
+              <w:szCs w:val="28"/>
+            </w:rPr>
+          </m:ctrlPr>
         </m:oMathParaPr>
         <m:oMath>
           <m:sSub>
@@ -13394,9 +14256,9 @@
         </w:pict>
       </w:r>
     </w:p>
-    <w:bookmarkEnd w:id="39"/>
-    <w:bookmarkEnd w:id="40"/>
-    <w:bookmarkStart w:id="44" w:name="七规律与方法"/>
+    <w:bookmarkEnd w:id="48"/>
+    <w:bookmarkEnd w:id="49"/>
+    <w:bookmarkStart w:id="53" w:name="七规律与方法"/>
     <w:p>
       <w:pPr>
         <w:pStyle w:val="Heading2"/>
@@ -13408,7 +14270,7 @@
         <w:t xml:space="preserve">七、规律与方法</w:t>
       </w:r>
     </w:p>
-    <w:bookmarkStart w:id="41" w:name="热化学计算三步法"/>
+    <w:bookmarkStart w:id="50" w:name="热化学计算三步法"/>
     <w:p>
       <w:pPr>
         <w:pStyle w:val="Heading3"/>
@@ -13525,8 +14387,8 @@
         <w:t xml:space="preserve">注意符号方向！</w:t>
       </w:r>
     </w:p>
-    <w:bookmarkEnd w:id="41"/>
-    <w:bookmarkStart w:id="42" w:name="反应自发性判断流程"/>
+    <w:bookmarkEnd w:id="50"/>
+    <w:bookmarkStart w:id="51" w:name="反应自发性判断流程"/>
     <w:p>
       <w:pPr>
         <w:pStyle w:val="Heading3"/>
@@ -13642,8 +14504,8 @@
         <w:t xml:space="preserve">ΔH/ΔS）</w:t>
       </w:r>
     </w:p>
-    <w:bookmarkEnd w:id="42"/>
-    <w:bookmarkStart w:id="43" w:name="常见误区"/>
+    <w:bookmarkEnd w:id="51"/>
+    <w:bookmarkStart w:id="52" w:name="常见误区"/>
     <w:p>
       <w:pPr>
         <w:pStyle w:val="Heading3"/>
@@ -13663,12 +14525,6 @@
         <w:pStyle w:val="BlockText"/>
       </w:pPr>
       <w:r>
-        <w:t xml:space="preserve">⚠️</w:t>
-      </w:r>
-      <w:r>
-        <w:t xml:space="preserve"> </w:t>
-      </w:r>
-      <w:r>
         <w:rPr>
           <w:b/>
           <w:bCs/>
@@ -13764,12 +14620,6 @@
         <w:pStyle w:val="BlockText"/>
       </w:pPr>
       <w:r>
-        <w:t xml:space="preserve">⚠️</w:t>
-      </w:r>
-      <w:r>
-        <w:t xml:space="preserve"> </w:t>
-      </w:r>
-      <w:r>
         <w:rPr>
           <w:b/>
           <w:bCs/>
@@ -13840,12 +14690,6 @@
       <w:pPr>
         <w:pStyle w:val="BlockText"/>
       </w:pPr>
-      <w:r>
-        <w:t xml:space="preserve">⚠️</w:t>
-      </w:r>
-      <w:r>
-        <w:t xml:space="preserve"> </w:t>
-      </w:r>
       <w:r>
         <w:rPr>
           <w:b/>
@@ -13902,9 +14746,9 @@
         </w:pict>
       </w:r>
     </w:p>
-    <w:bookmarkEnd w:id="43"/>
-    <w:bookmarkEnd w:id="44"/>
-    <w:bookmarkStart w:id="45" w:name="八拓展与联系"/>
+    <w:bookmarkEnd w:id="52"/>
+    <w:bookmarkEnd w:id="53"/>
+    <w:bookmarkStart w:id="54" w:name="八拓展与联系"/>
     <w:p>
       <w:pPr>
         <w:pStyle w:val="Heading2"/>
@@ -13961,6 +14805,14 @@
         <w:t xml:space="preserve">：</w:t>
       </w:r>
       <m:oMath>
+        <m:oMathPr>
+          <m:ctrlPr>
+            <w:rPr>
+              <w:sz w:val="28"/>
+              <w:szCs w:val="28"/>
+            </w:rPr>
+          </m:ctrlPr>
+        </m:oMathPr>
         <m:r>
           <m:rPr>
             <m:sty m:val="p"/>
@@ -14086,6 +14938,14 @@
         <w:t xml:space="preserve">：</w:t>
       </w:r>
       <m:oMath>
+        <m:oMathPr>
+          <m:ctrlPr>
+            <w:rPr>
+              <w:sz w:val="28"/>
+              <w:szCs w:val="28"/>
+            </w:rPr>
+          </m:ctrlPr>
+        </m:oMathPr>
         <m:r>
           <m:rPr>
             <m:sty m:val="p"/>
@@ -14202,6 +15062,14 @@
         <w:t xml:space="preserve"> </w:t>
       </w:r>
       <m:oMath>
+        <m:oMathPr>
+          <m:ctrlPr>
+            <w:rPr>
+              <w:sz w:val="28"/>
+              <w:szCs w:val="28"/>
+            </w:rPr>
+          </m:ctrlPr>
+        </m:oMathPr>
         <m:r>
           <m:rPr>
             <m:sty m:val="p"/>
@@ -14311,8 +15179,8 @@
         </w:pict>
       </w:r>
     </w:p>
-    <w:bookmarkEnd w:id="45"/>
-    <w:bookmarkStart w:id="46" w:name="九本节总结速查"/>
+    <w:bookmarkEnd w:id="54"/>
+    <w:bookmarkStart w:id="55" w:name="九本节总结速查"/>
     <w:p>
       <w:pPr>
         <w:pStyle w:val="Heading2"/>
@@ -14345,7 +15213,7 @@
           <w:p>
             <w:pPr>
               <w:pStyle w:val="Compact"/>
-              <w:jc w:val="left"/>
+              <w:jc w:val="center"/>
             </w:pPr>
             <w:r>
               <w:rPr>
@@ -14361,7 +15229,7 @@
           <w:p>
             <w:pPr>
               <w:pStyle w:val="Compact"/>
-              <w:jc w:val="left"/>
+              <w:jc w:val="center"/>
             </w:pPr>
             <w:r>
               <w:rPr>
@@ -14377,7 +15245,7 @@
           <w:p>
             <w:pPr>
               <w:pStyle w:val="Compact"/>
-              <w:jc w:val="left"/>
+              <w:jc w:val="center"/>
             </w:pPr>
             <w:r>
               <w:rPr>
@@ -14395,7 +15263,7 @@
           <w:p>
             <w:pPr>
               <w:pStyle w:val="Compact"/>
-              <w:jc w:val="left"/>
+              <w:jc w:val="center"/>
             </w:pPr>
             <w:r>
               <w:rPr>
@@ -14416,7 +15284,7 @@
           <w:p>
             <w:pPr>
               <w:pStyle w:val="Compact"/>
-              <w:jc w:val="left"/>
+              <w:jc w:val="center"/>
             </w:pPr>
             <m:oMath>
               <m:r>
@@ -14486,7 +15354,7 @@
           <w:p>
             <w:pPr>
               <w:pStyle w:val="Compact"/>
-              <w:jc w:val="left"/>
+              <w:jc w:val="center"/>
             </w:pPr>
             <w:r>
               <w:rPr>
@@ -14503,7 +15371,7 @@
           <w:p>
             <w:pPr>
               <w:pStyle w:val="Compact"/>
-              <w:jc w:val="left"/>
+              <w:jc w:val="center"/>
             </w:pPr>
             <w:r>
               <w:rPr>
@@ -14518,7 +15386,7 @@
           <w:p>
             <w:pPr>
               <w:pStyle w:val="Compact"/>
-              <w:jc w:val="left"/>
+              <w:jc w:val="center"/>
             </w:pPr>
             <m:oMath>
               <m:r>
@@ -14550,7 +15418,7 @@
           <w:p>
             <w:pPr>
               <w:pStyle w:val="Compact"/>
-              <w:jc w:val="left"/>
+              <w:jc w:val="center"/>
             </w:pPr>
             <w:r>
               <w:rPr>
@@ -14573,7 +15441,7 @@
           <w:p>
             <w:pPr>
               <w:pStyle w:val="Compact"/>
-              <w:jc w:val="left"/>
+              <w:jc w:val="center"/>
             </w:pPr>
             <w:r>
               <w:rPr>
@@ -14588,7 +15456,7 @@
           <w:p>
             <w:pPr>
               <w:pStyle w:val="Compact"/>
-              <w:jc w:val="left"/>
+              <w:jc w:val="center"/>
             </w:pPr>
             <m:oMath>
               <m:sSub>
@@ -14775,7 +15643,7 @@
           <w:p>
             <w:pPr>
               <w:pStyle w:val="Compact"/>
-              <w:jc w:val="left"/>
+              <w:jc w:val="center"/>
             </w:pPr>
             <w:r>
               <w:rPr>
@@ -14798,7 +15666,7 @@
           <w:p>
             <w:pPr>
               <w:pStyle w:val="Compact"/>
-              <w:jc w:val="left"/>
+              <w:jc w:val="center"/>
             </w:pPr>
             <w:r>
               <w:rPr>
@@ -14819,7 +15687,7 @@
           <w:p>
             <w:pPr>
               <w:pStyle w:val="Compact"/>
-              <w:jc w:val="left"/>
+              <w:jc w:val="center"/>
             </w:pPr>
             <m:oMath>
               <m:r>
@@ -14990,7 +15858,7 @@
           <w:p>
             <w:pPr>
               <w:pStyle w:val="Compact"/>
-              <w:jc w:val="left"/>
+              <w:jc w:val="center"/>
             </w:pPr>
             <w:r>
               <w:rPr>
@@ -15013,7 +15881,7 @@
           <w:p>
             <w:pPr>
               <w:pStyle w:val="Compact"/>
-              <w:jc w:val="left"/>
+              <w:jc w:val="center"/>
             </w:pPr>
             <w:r>
               <w:rPr>
@@ -15034,7 +15902,7 @@
           <w:p>
             <w:pPr>
               <w:pStyle w:val="Compact"/>
-              <w:jc w:val="left"/>
+              <w:jc w:val="center"/>
             </w:pPr>
             <m:oMath>
               <m:r>
@@ -15069,7 +15937,7 @@
           <w:p>
             <w:pPr>
               <w:pStyle w:val="Compact"/>
-              <w:jc w:val="left"/>
+              <w:jc w:val="center"/>
             </w:pPr>
             <w:r>
               <w:rPr>
@@ -15086,7 +15954,7 @@
           <w:p>
             <w:pPr>
               <w:pStyle w:val="Compact"/>
-              <w:jc w:val="left"/>
+              <w:jc w:val="center"/>
             </w:pPr>
             <w:r>
               <w:rPr>
@@ -15101,7 +15969,7 @@
           <w:p>
             <w:pPr>
               <w:pStyle w:val="Compact"/>
-              <w:jc w:val="left"/>
+              <w:jc w:val="center"/>
             </w:pPr>
             <m:oMath>
               <m:r>
@@ -15154,7 +16022,7 @@
           <w:p>
             <w:pPr>
               <w:pStyle w:val="Compact"/>
-              <w:jc w:val="left"/>
+              <w:jc w:val="center"/>
             </w:pPr>
             <w:r>
               <w:rPr>
@@ -15189,7 +16057,7 @@
           <w:p>
             <w:pPr>
               <w:pStyle w:val="Compact"/>
-              <w:jc w:val="left"/>
+              <w:jc w:val="center"/>
             </w:pPr>
             <w:r>
               <w:rPr>
@@ -15204,7 +16072,7 @@
           <w:p>
             <w:pPr>
               <w:pStyle w:val="Compact"/>
-              <w:jc w:val="left"/>
+              <w:jc w:val="center"/>
             </w:pPr>
             <m:oMath>
               <m:r>
@@ -15275,7 +16143,7 @@
           <w:p>
             <w:pPr>
               <w:pStyle w:val="Compact"/>
-              <w:jc w:val="left"/>
+              <w:jc w:val="center"/>
             </w:pPr>
             <w:r>
               <w:rPr>
@@ -15298,7 +16166,7 @@
           <w:p>
             <w:pPr>
               <w:pStyle w:val="Compact"/>
-              <w:jc w:val="left"/>
+              <w:jc w:val="center"/>
             </w:pPr>
             <w:r>
               <w:rPr>
@@ -15313,7 +16181,7 @@
           <w:p>
             <w:pPr>
               <w:pStyle w:val="Compact"/>
-              <w:jc w:val="left"/>
+              <w:jc w:val="center"/>
             </w:pPr>
             <m:oMath>
               <m:r>
@@ -15387,7 +16255,7 @@
           <w:p>
             <w:pPr>
               <w:pStyle w:val="Compact"/>
-              <w:jc w:val="left"/>
+              <w:jc w:val="center"/>
             </w:pPr>
             <w:r>
               <w:rPr>
@@ -15406,8 +16274,8 @@
         </w:pict>
       </w:r>
     </w:p>
-    <w:bookmarkEnd w:id="46"/>
-    <w:bookmarkStart w:id="50" w:name="十练习题"/>
+    <w:bookmarkEnd w:id="55"/>
+    <w:bookmarkStart w:id="59" w:name="十练习题"/>
     <w:p>
       <w:pPr>
         <w:pStyle w:val="Heading2"/>
@@ -15419,7 +16287,7 @@
         <w:t xml:space="preserve">十、练习题</w:t>
       </w:r>
     </w:p>
-    <w:bookmarkStart w:id="47" w:name="基础巩固"/>
+    <w:bookmarkStart w:id="56" w:name="基础巩固"/>
     <w:p>
       <w:pPr>
         <w:pStyle w:val="Heading3"/>
@@ -15601,6 +16469,14 @@
         <w:t xml:space="preserve"> </w:t>
       </w:r>
       <m:oMath>
+        <m:oMathPr>
+          <m:ctrlPr>
+            <w:rPr>
+              <w:sz w:val="28"/>
+              <w:szCs w:val="28"/>
+            </w:rPr>
+          </m:ctrlPr>
+        </m:oMathPr>
         <m:f>
           <m:fPr>
             <m:type m:val="bar"/>
@@ -15696,6 +16572,14 @@
         <w:t xml:space="preserve"> </w:t>
       </w:r>
       <m:oMath>
+        <m:oMathPr>
+          <m:ctrlPr>
+            <w:rPr>
+              <w:sz w:val="28"/>
+              <w:szCs w:val="28"/>
+            </w:rPr>
+          </m:ctrlPr>
+        </m:oMathPr>
         <m:sSub>
           <m:e>
             <m:r>
@@ -15764,6 +16648,14 @@
         <w:t xml:space="preserve"> </w:t>
       </w:r>
       <m:oMath>
+        <m:oMathPr>
+          <m:ctrlPr>
+            <w:rPr>
+              <w:sz w:val="28"/>
+              <w:szCs w:val="28"/>
+            </w:rPr>
+          </m:ctrlPr>
+        </m:oMathPr>
         <m:r>
           <m:rPr>
             <m:sty m:val="p"/>
@@ -15820,6 +16712,14 @@
         <w:t xml:space="preserve"> </w:t>
       </w:r>
       <m:oMath>
+        <m:oMathPr>
+          <m:ctrlPr>
+            <w:rPr>
+              <w:sz w:val="28"/>
+              <w:szCs w:val="28"/>
+            </w:rPr>
+          </m:ctrlPr>
+        </m:oMathPr>
         <m:r>
           <m:rPr>
             <m:sty m:val="p"/>
@@ -15906,6 +16806,14 @@
         </w:numPr>
       </w:pPr>
       <m:oMath>
+        <m:oMathPr>
+          <m:ctrlPr>
+            <w:rPr>
+              <w:sz w:val="28"/>
+              <w:szCs w:val="28"/>
+            </w:rPr>
+          </m:ctrlPr>
+        </m:oMathPr>
         <m:r>
           <m:rPr>
             <m:sty m:val="p"/>
@@ -16061,6 +16969,14 @@
         </w:numPr>
       </w:pPr>
       <m:oMath>
+        <m:oMathPr>
+          <m:ctrlPr>
+            <w:rPr>
+              <w:sz w:val="28"/>
+              <w:szCs w:val="28"/>
+            </w:rPr>
+          </m:ctrlPr>
+        </m:oMathPr>
         <m:sSub>
           <m:e>
             <m:r>
@@ -16210,6 +17126,14 @@
         </w:numPr>
       </w:pPr>
       <m:oMath>
+        <m:oMathPr>
+          <m:ctrlPr>
+            <w:rPr>
+              <w:sz w:val="28"/>
+              <w:szCs w:val="28"/>
+            </w:rPr>
+          </m:ctrlPr>
+        </m:oMathPr>
         <m:sSub>
           <m:e>
             <m:r>
@@ -16311,6 +17235,14 @@
         </w:numPr>
       </w:pPr>
       <m:oMath>
+        <m:oMathPr>
+          <m:ctrlPr>
+            <w:rPr>
+              <w:sz w:val="28"/>
+              <w:szCs w:val="28"/>
+            </w:rPr>
+          </m:ctrlPr>
+        </m:oMathPr>
         <m:r>
           <m:rPr>
             <m:sty m:val="p"/>
@@ -16463,8 +17395,8 @@
         </m:r>
       </m:oMath>
     </w:p>
-    <w:bookmarkEnd w:id="47"/>
-    <w:bookmarkStart w:id="48" w:name="提高训练"/>
+    <w:bookmarkEnd w:id="56"/>
+    <w:bookmarkStart w:id="57" w:name="提高训练"/>
     <w:p>
       <w:pPr>
         <w:pStyle w:val="Heading3"/>
@@ -16524,6 +17456,14 @@
         <w:t xml:space="preserve"> </w:t>
       </w:r>
       <m:oMath>
+        <m:oMathPr>
+          <m:ctrlPr>
+            <w:rPr>
+              <w:sz w:val="28"/>
+              <w:szCs w:val="28"/>
+            </w:rPr>
+          </m:ctrlPr>
+        </m:oMathPr>
         <m:r>
           <m:rPr>
             <m:sty m:val="p"/>
@@ -16803,6 +17743,14 @@
         <w:t xml:space="preserve"> </w:t>
       </w:r>
       <m:oMath>
+        <m:oMathPr>
+          <m:ctrlPr>
+            <w:rPr>
+              <w:sz w:val="28"/>
+              <w:szCs w:val="28"/>
+            </w:rPr>
+          </m:ctrlPr>
+        </m:oMathPr>
         <m:r>
           <m:rPr>
             <m:sty m:val="p"/>
@@ -16961,6 +17909,14 @@
         <w:t xml:space="preserve"> </w:t>
       </w:r>
       <m:oMath>
+        <m:oMathPr>
+          <m:ctrlPr>
+            <w:rPr>
+              <w:sz w:val="28"/>
+              <w:szCs w:val="28"/>
+            </w:rPr>
+          </m:ctrlPr>
+        </m:oMathPr>
         <m:sSub>
           <m:e>
             <m:r>
@@ -17071,6 +18027,14 @@
         <w:t xml:space="preserve">，</w:t>
       </w:r>
       <m:oMath>
+        <m:oMathPr>
+          <m:ctrlPr>
+            <w:rPr>
+              <w:sz w:val="28"/>
+              <w:szCs w:val="28"/>
+            </w:rPr>
+          </m:ctrlPr>
+        </m:oMathPr>
         <m:sSub>
           <m:e>
             <m:r>
@@ -17285,6 +18249,14 @@
         <w:t xml:space="preserve"> </w:t>
       </w:r>
       <m:oMath>
+        <m:oMathPr>
+          <m:ctrlPr>
+            <w:rPr>
+              <w:sz w:val="28"/>
+              <w:szCs w:val="28"/>
+            </w:rPr>
+          </m:ctrlPr>
+        </m:oMathPr>
         <m:sSub>
           <m:e>
             <m:r>
@@ -17487,6 +18459,14 @@
         <w:t xml:space="preserve"> </w:t>
       </w:r>
       <m:oMath>
+        <m:oMathPr>
+          <m:ctrlPr>
+            <w:rPr>
+              <w:sz w:val="28"/>
+              <w:szCs w:val="28"/>
+            </w:rPr>
+          </m:ctrlPr>
+        </m:oMathPr>
         <m:sSub>
           <m:e>
             <m:r>
@@ -17654,6 +18634,14 @@
         <w:t xml:space="preserve">E°。（</w:t>
       </w:r>
       <m:oMath>
+        <m:oMathPr>
+          <m:ctrlPr>
+            <w:rPr>
+              <w:sz w:val="28"/>
+              <w:szCs w:val="28"/>
+            </w:rPr>
+          </m:ctrlPr>
+        </m:oMathPr>
         <m:r>
           <m:t>F</m:t>
         </m:r>
@@ -17734,8 +18722,8 @@
         <w:t xml:space="preserve">）</w:t>
       </w:r>
     </w:p>
-    <w:bookmarkEnd w:id="48"/>
-    <w:bookmarkStart w:id="49" w:name="挑战"/>
+    <w:bookmarkEnd w:id="57"/>
+    <w:bookmarkStart w:id="58" w:name="挑战"/>
     <w:p>
       <w:pPr>
         <w:pStyle w:val="Heading3"/>
@@ -17767,6 +18755,14 @@
         <w:t xml:space="preserve"> </w:t>
       </w:r>
       <m:oMath>
+        <m:oMathPr>
+          <m:ctrlPr>
+            <w:rPr>
+              <w:sz w:val="28"/>
+              <w:szCs w:val="28"/>
+            </w:rPr>
+          </m:ctrlPr>
+        </m:oMathPr>
         <m:r>
           <m:rPr>
             <m:sty m:val="p"/>
@@ -17987,7 +18983,7 @@
           <w:p>
             <w:pPr>
               <w:pStyle w:val="Compact"/>
-              <w:jc w:val="left"/>
+              <w:jc w:val="center"/>
             </w:pPr>
             <w:r>
               <w:rPr>
@@ -18234,7 +19230,7 @@
           <w:p>
             <w:pPr>
               <w:pStyle w:val="Compact"/>
-              <w:jc w:val="left"/>
+              <w:jc w:val="center"/>
             </w:pPr>
             <w:r>
               <w:rPr>
@@ -18281,7 +19277,7 @@
           <w:p>
             <w:pPr>
               <w:pStyle w:val="Compact"/>
-              <w:jc w:val="left"/>
+              <w:jc w:val="center"/>
             </w:pPr>
             <w:r>
               <w:rPr>
@@ -18328,7 +19324,7 @@
           <w:p>
             <w:pPr>
               <w:pStyle w:val="Compact"/>
-              <w:jc w:val="left"/>
+              <w:jc w:val="center"/>
             </w:pPr>
             <w:r>
               <w:rPr>
@@ -18375,7 +19371,7 @@
           <w:p>
             <w:pPr>
               <w:pStyle w:val="Compact"/>
-              <w:jc w:val="left"/>
+              <w:jc w:val="center"/>
             </w:pPr>
             <w:r>
               <w:rPr>
@@ -18499,9 +19495,9 @@
         </w:pict>
       </w:r>
     </w:p>
-    <w:bookmarkEnd w:id="49"/>
-    <w:bookmarkEnd w:id="50"/>
-    <w:bookmarkStart w:id="51" w:name="十一参考答案与提示"/>
+    <w:bookmarkEnd w:id="58"/>
+    <w:bookmarkEnd w:id="59"/>
+    <w:bookmarkStart w:id="60" w:name="十一参考答案与提示"/>
     <w:p>
       <w:pPr>
         <w:pStyle w:val="Heading2"/>
@@ -18684,6 +19680,14 @@
         <w:t xml:space="preserve"> </w:t>
       </w:r>
       <m:oMath>
+        <m:oMathPr>
+          <m:ctrlPr>
+            <w:rPr>
+              <w:sz w:val="28"/>
+              <w:szCs w:val="28"/>
+            </w:rPr>
+          </m:ctrlPr>
+        </m:oMathPr>
         <m:sSub>
           <m:e>
             <m:r>
@@ -18932,6 +19936,14 @@
         <w:t xml:space="preserve"> </w:t>
       </w:r>
       <m:oMath>
+        <m:oMathPr>
+          <m:ctrlPr>
+            <w:rPr>
+              <w:sz w:val="28"/>
+              <w:szCs w:val="28"/>
+            </w:rPr>
+          </m:ctrlPr>
+        </m:oMathPr>
         <m:r>
           <m:rPr>
             <m:sty m:val="p"/>
@@ -19240,6 +20252,14 @@
         <w:t xml:space="preserve"> </w:t>
       </w:r>
       <m:oMath>
+        <m:oMathPr>
+          <m:ctrlPr>
+            <w:rPr>
+              <w:sz w:val="28"/>
+              <w:szCs w:val="28"/>
+            </w:rPr>
+          </m:ctrlPr>
+        </m:oMathPr>
         <m:r>
           <m:rPr>
             <m:sty m:val="p"/>
@@ -19428,6 +20448,14 @@
         <w:t xml:space="preserve"> </w:t>
       </w:r>
       <m:oMath>
+        <m:oMathPr>
+          <m:ctrlPr>
+            <w:rPr>
+              <w:sz w:val="28"/>
+              <w:szCs w:val="28"/>
+            </w:rPr>
+          </m:ctrlPr>
+        </m:oMathPr>
         <m:r>
           <m:rPr>
             <m:sty m:val="p"/>
@@ -19631,6 +20659,14 @@
         <w:t xml:space="preserve"> </w:t>
       </w:r>
       <m:oMath>
+        <m:oMathPr>
+          <m:ctrlPr>
+            <w:rPr>
+              <w:sz w:val="28"/>
+              <w:szCs w:val="28"/>
+            </w:rPr>
+          </m:ctrlPr>
+        </m:oMathPr>
         <m:r>
           <m:rPr>
             <m:sty m:val="p"/>
@@ -19726,6 +20762,14 @@
         <w:t xml:space="preserve">，</w:t>
       </w:r>
       <m:oMath>
+        <m:oMathPr>
+          <m:ctrlPr>
+            <w:rPr>
+              <w:sz w:val="28"/>
+              <w:szCs w:val="28"/>
+            </w:rPr>
+          </m:ctrlPr>
+        </m:oMathPr>
         <m:sSup>
           <m:e>
             <m:r>
@@ -19809,6 +20853,14 @@
         <w:t xml:space="preserve">增大（</w:t>
       </w:r>
       <m:oMath>
+        <m:oMathPr>
+          <m:ctrlPr>
+            <w:rPr>
+              <w:sz w:val="28"/>
+              <w:szCs w:val="28"/>
+            </w:rPr>
+          </m:ctrlPr>
+        </m:oMathPr>
         <m:r>
           <m:rPr>
             <m:sty m:val="p"/>
@@ -19895,6 +20947,14 @@
         <w:t xml:space="preserve"> </w:t>
       </w:r>
       <m:oMath>
+        <m:oMathPr>
+          <m:ctrlPr>
+            <w:rPr>
+              <w:sz w:val="28"/>
+              <w:szCs w:val="28"/>
+            </w:rPr>
+          </m:ctrlPr>
+        </m:oMathPr>
         <m:r>
           <m:rPr>
             <m:sty m:val="p"/>
@@ -20016,6 +21076,14 @@
         <w:t xml:space="preserve"> </w:t>
       </w:r>
       <m:oMath>
+        <m:oMathPr>
+          <m:ctrlPr>
+            <w:rPr>
+              <w:sz w:val="28"/>
+              <w:szCs w:val="28"/>
+            </w:rPr>
+          </m:ctrlPr>
+        </m:oMathPr>
         <m:sSup>
           <m:e>
             <m:r>
@@ -20192,6 +21260,14 @@
         <w:t xml:space="preserve"> </w:t>
       </w:r>
       <m:oMath>
+        <m:oMathPr>
+          <m:ctrlPr>
+            <w:rPr>
+              <w:sz w:val="28"/>
+              <w:szCs w:val="28"/>
+            </w:rPr>
+          </m:ctrlPr>
+        </m:oMathPr>
         <m:sSub>
           <m:e>
             <m:r>
@@ -20365,6 +21441,14 @@
         <w:t xml:space="preserve"> </w:t>
       </w:r>
       <m:oMath>
+        <m:oMathPr>
+          <m:ctrlPr>
+            <w:rPr>
+              <w:sz w:val="28"/>
+              <w:szCs w:val="28"/>
+            </w:rPr>
+          </m:ctrlPr>
+        </m:oMathPr>
         <m:sSub>
           <m:e>
             <m:r>
@@ -20565,6 +21649,14 @@
         <w:t xml:space="preserve"> </w:t>
       </w:r>
       <m:oMath>
+        <m:oMathPr>
+          <m:ctrlPr>
+            <w:rPr>
+              <w:sz w:val="28"/>
+              <w:szCs w:val="28"/>
+            </w:rPr>
+          </m:ctrlPr>
+        </m:oMathPr>
         <m:sSub>
           <m:e>
             <m:r>
@@ -20786,6 +21878,14 @@
         <w:t xml:space="preserve"> </w:t>
       </w:r>
       <m:oMath>
+        <m:oMathPr>
+          <m:ctrlPr>
+            <w:rPr>
+              <w:sz w:val="28"/>
+              <w:szCs w:val="28"/>
+            </w:rPr>
+          </m:ctrlPr>
+        </m:oMathPr>
         <m:r>
           <m:rPr>
             <m:sty m:val="p"/>
@@ -20875,6 +21975,14 @@
         <w:t xml:space="preserve">0，属于”低温自发、高温非自发”型。</w:t>
       </w:r>
       <m:oMath>
+        <m:oMathPr>
+          <m:ctrlPr>
+            <w:rPr>
+              <w:sz w:val="28"/>
+              <w:szCs w:val="28"/>
+            </w:rPr>
+          </m:ctrlPr>
+        </m:oMathPr>
         <m:sSub>
           <m:e>
             <m:r>
@@ -20969,8 +22077,8 @@
         </w:pict>
       </w:r>
     </w:p>
-    <w:bookmarkEnd w:id="51"/>
-    <w:bookmarkStart w:id="52" w:name="十二延伸阅读"/>
+    <w:bookmarkEnd w:id="60"/>
+    <w:bookmarkStart w:id="61" w:name="十二延伸阅读"/>
     <w:p>
       <w:pPr>
         <w:pStyle w:val="Heading2"/>
@@ -21172,8 +22280,8 @@
         <w:t xml:space="preserve">三者的综合联立计算；（3）化学势与活度的概念引入；（4）热力学在元素化学中的应用（Born-Haber循环、歧化反应的热力学判断）。</w:t>
       </w:r>
     </w:p>
-    <w:bookmarkEnd w:id="52"/>
-    <w:bookmarkEnd w:id="53"/>
+    <w:bookmarkEnd w:id="61"/>
+    <w:bookmarkEnd w:id="62"/>
     <w:sectPr>
       <w:footerReference w:type="default" r:id="rId9"/>
       <w:footnotePr>

--- a/06-学生侧材料/讲义/2026-06-23-热力学基础.docx
+++ b/06-学生侧材料/讲义/2026-06-23-热力学基础.docx
@@ -992,8 +992,14 @@
     </w:tbl>
     <w:p>
       <w:pPr>
-        <w:pStyle w:val="BlockText"/>
-      </w:pPr>
+        <w:pStyle w:val="BodyText"/>
+      </w:pPr>
+      <w:r>
+        <w:t xml:space="preserve">⚠️</w:t>
+      </w:r>
+      <w:r>
+        <w:t xml:space="preserve"> </w:t>
+      </w:r>
       <w:r>
         <w:rPr>
           <w:rFonts w:hint="eastAsia" w:eastAsia="SimSun" w:ascii="Times New Roman" w:hAnsi="Times New Roman"/>
@@ -1043,7 +1049,7 @@
     </w:p>
     <w:p>
       <w:pPr>
-        <w:pStyle w:val="BlockText"/>
+        <w:pStyle w:val="BodyText"/>
       </w:pPr>
       <m:oMathPara>
         <m:oMathParaPr>
@@ -2425,8 +2431,15 @@
     </w:p>
     <w:p>
       <w:pPr>
-        <w:pStyle w:val="BlockText"/>
-      </w:pPr>
+        <w:pStyle w:val="FirstParagraph"/>
+      </w:pPr>
+      <w:r>
+        <w:rPr>
+          <w:b/>
+          <w:bCs/>
+        </w:rPr>
+        <w:t xml:space="preserve">💡 </w:t>
+      </w:r>
       <w:r>
         <w:rPr>
           <w:rFonts w:hint="eastAsia" w:eastAsia="SimSun" w:ascii="Times New Roman" w:hAnsi="Times New Roman"/>
@@ -4668,14 +4681,14 @@
     </w:p>
     <w:p>
       <w:pPr>
-        <w:pStyle w:val="BlockText"/>
+        <w:pStyle w:val="BodyText"/>
       </w:pPr>
       <w:r>
         <w:rPr>
           <w:b/>
           <w:bCs/>
         </w:rPr>
-        <w:t xml:space="preserve">ΔU </w:t>
+        <w:t xml:space="preserve">💡 ΔU </w:t>
       </w:r>
       <w:r>
         <w:rPr>
@@ -4960,7 +4973,7 @@
     </w:p>
     <w:p>
       <w:pPr>
-        <w:pStyle w:val="FirstParagraph"/>
+        <w:pStyle w:val="BodyText"/>
         <w:jc w:val="center"/>
       </w:pPr>
       <w:r>
@@ -5678,8 +5691,14 @@
     </w:p>
     <w:p>
       <w:pPr>
-        <w:pStyle w:val="BlockText"/>
-      </w:pPr>
+        <w:pStyle w:val="FirstParagraph"/>
+      </w:pPr>
+      <w:r>
+        <w:t xml:space="preserve">⚠️</w:t>
+      </w:r>
+      <w:r>
+        <w:t xml:space="preserve"> </w:t>
+      </w:r>
       <w:r>
         <w:rPr>
           <w:rFonts w:hint="eastAsia" w:eastAsia="SimSun" w:ascii="Times New Roman" w:hAnsi="Times New Roman"/>
@@ -14522,8 +14541,14 @@
     </w:p>
     <w:p>
       <w:pPr>
-        <w:pStyle w:val="BlockText"/>
-      </w:pPr>
+        <w:pStyle w:val="FirstParagraph"/>
+      </w:pPr>
+      <w:r>
+        <w:t xml:space="preserve">⚠️</w:t>
+      </w:r>
+      <w:r>
+        <w:t xml:space="preserve"> </w:t>
+      </w:r>
       <w:r>
         <w:rPr>
           <w:b/>
@@ -14617,8 +14642,14 @@
     </w:p>
     <w:p>
       <w:pPr>
-        <w:pStyle w:val="BlockText"/>
-      </w:pPr>
+        <w:pStyle w:val="BodyText"/>
+      </w:pPr>
+      <w:r>
+        <w:t xml:space="preserve">⚠️</w:t>
+      </w:r>
+      <w:r>
+        <w:t xml:space="preserve"> </w:t>
+      </w:r>
       <w:r>
         <w:rPr>
           <w:b/>
@@ -14688,8 +14719,14 @@
     </w:p>
     <w:p>
       <w:pPr>
-        <w:pStyle w:val="BlockText"/>
-      </w:pPr>
+        <w:pStyle w:val="BodyText"/>
+      </w:pPr>
+      <w:r>
+        <w:t xml:space="preserve">⚠️</w:t>
+      </w:r>
+      <w:r>
+        <w:t xml:space="preserve"> </w:t>
+      </w:r>
       <w:r>
         <w:rPr>
           <w:b/>
